--- a/lessons/7-5/downloads/reveal/7.5-session-2-practice-form-b.docx
+++ b/lessons/7-5/downloads/reveal/7.5-session-2-practice-form-b.docx
@@ -15,7 +15,7 @@
         <w:rPr>
           <w:rFonts w:ascii="Avenir Next" w:hAnsi="Avenir Next" w:cs="Avenir Next" w:eastAsia="Avenir Next"/>
           <w:color w:val="1A1A1A"/>
-          <w:sz w:val="20"/>
+          <w:sz w:val="22"/>
           <w:szCs w:val="20"/>
         </w:rPr>
         <w:t xml:space="preserve">Name</w:t>
@@ -33,7 +33,7 @@
         <w:rPr>
           <w:rFonts w:ascii="Avenir Next" w:hAnsi="Avenir Next" w:cs="Avenir Next" w:eastAsia="Avenir Next"/>
           <w:color w:val="1A1A1A"/>
-          <w:sz w:val="20"/>
+          <w:sz w:val="22"/>
           <w:szCs w:val="20"/>
         </w:rPr>
         <w:t xml:space="preserve">   Date</w:t>
@@ -51,7 +51,7 @@
         <w:rPr>
           <w:rFonts w:ascii="Avenir Next" w:hAnsi="Avenir Next" w:cs="Avenir Next" w:eastAsia="Avenir Next"/>
           <w:color w:val="1A1A1A"/>
-          <w:sz w:val="20"/>
+          <w:sz w:val="22"/>
           <w:szCs w:val="20"/>
         </w:rPr>
         <w:t xml:space="preserve">   Period</w:t>
@@ -78,7 +78,7 @@
           <w:caps/>
           <w:color w:val="003A70"/>
           <w:spacing w:val="12"/>
-          <w:sz w:val="19"/>
+          <w:sz w:val="22"/>
           <w:szCs w:val="19"/>
         </w:rPr>
         <w:t xml:space="preserve">Lesson 7-5  ·  Session 2  ·  Practice  ·  Form B</w:t>
@@ -86,6 +86,7 @@
     </w:p>
     <w:p>
       <w:pPr>
+        <w:pStyle w:val="Heading1"/>
         <w:keepNext/>
         <w:spacing w:before="0" w:after="10" w:line="240" w:lineRule="auto"/>
       </w:pPr>
@@ -111,7 +112,7 @@
         <w:rPr>
           <w:rFonts w:ascii="Avenir Next" w:hAnsi="Avenir Next" w:cs="Avenir Next" w:eastAsia="Avenir Next"/>
           <w:color w:val="5A5F66"/>
-          <w:sz w:val="17"/>
+          <w:sz w:val="22"/>
           <w:szCs w:val="17"/>
         </w:rPr>
         <w:t xml:space="preserve">Learning target — I can reflect a point across the x-axis or the y-axis and name the new coordinates.</w:t>
@@ -128,7 +129,7 @@
     </w:p>
     <w:p>
       <w:pPr>
-        <w:spacing w:before="0" w:after="0" w:line="60" w:lineRule="auto"/>
+        <w:spacing w:before="0" w:after="0" w:line="50" w:lineRule="exact"/>
       </w:pPr>
     </w:p>
     <w:tbl>
@@ -167,6 +168,7 @@
           </w:tcPr>
           <w:p>
             <w:pPr>
+              <w:pStyle w:val="Heading2"/>
               <w:spacing w:before="0" w:after="40" w:line="264" w:lineRule="auto"/>
             </w:pPr>
             <w:r>
@@ -194,63 +196,63 @@
                 <w:rFonts w:ascii="Avenir Next" w:hAnsi="Avenir Next" w:cs="Avenir Next" w:eastAsia="Avenir Next"/>
                 <w:b/>
                 <w:color w:val="003A70"/>
+                <w:sz w:val="22"/>
+                <w:szCs w:val="18"/>
+              </w:rPr>
+              <w:t xml:space="preserve">•</w:t>
+            </w:r>
+            <w:r>
+              <w:rPr>
+                <w:rFonts w:ascii="Avenir Next" w:hAnsi="Avenir Next" w:cs="Avenir Next" w:eastAsia="Avenir Next"/>
+                <w:color w:val="1A1A1A"/>
                 <w:sz w:val="18"/>
                 <w:szCs w:val="18"/>
               </w:rPr>
-              <w:t xml:space="preserve">•</w:t>
-            </w:r>
-            <w:r>
-              <w:rPr>
-                <w:rFonts w:ascii="Avenir Next" w:hAnsi="Avenir Next" w:cs="Avenir Next" w:eastAsia="Avenir Next"/>
-                <w:color w:val="1A1A1A"/>
-                <w:sz w:val="18"/>
+              <w:tab/>
+            </w:r>
+            <w:r>
+              <w:rPr>
+                <w:rFonts w:ascii="Avenir Next" w:hAnsi="Avenir Next" w:cs="Avenir Next" w:eastAsia="Avenir Next"/>
+                <w:color w:val="1A1A1A"/>
+                <w:sz w:val="22"/>
                 <w:szCs w:val="18"/>
               </w:rPr>
-              <w:tab/>
-            </w:r>
-            <w:r>
-              <w:rPr>
-                <w:rFonts w:ascii="Avenir Next" w:hAnsi="Avenir Next" w:cs="Avenir Next" w:eastAsia="Avenir Next"/>
-                <w:color w:val="1A1A1A"/>
-                <w:sz w:val="18"/>
+              <w:t xml:space="preserve">A </w:t>
+            </w:r>
+            <w:r>
+              <w:rPr>
+                <w:rFonts w:ascii="Avenir Next" w:hAnsi="Avenir Next" w:cs="Avenir Next" w:eastAsia="Avenir Next"/>
+                <w:b/>
+                <w:color w:val="1A1A1A"/>
+                <w:sz w:val="22"/>
                 <w:szCs w:val="18"/>
               </w:rPr>
-              <w:t xml:space="preserve">A </w:t>
-            </w:r>
-            <w:r>
-              <w:rPr>
-                <w:rFonts w:ascii="Avenir Next" w:hAnsi="Avenir Next" w:cs="Avenir Next" w:eastAsia="Avenir Next"/>
-                <w:b/>
-                <w:color w:val="1A1A1A"/>
-                <w:sz w:val="18"/>
+              <w:t xml:space="preserve">reflection</w:t>
+            </w:r>
+            <w:r>
+              <w:rPr>
+                <w:rFonts w:ascii="Avenir Next" w:hAnsi="Avenir Next" w:cs="Avenir Next" w:eastAsia="Avenir Next"/>
+                <w:color w:val="1A1A1A"/>
+                <w:sz w:val="22"/>
                 <w:szCs w:val="18"/>
               </w:rPr>
-              <w:t xml:space="preserve">reflection</w:t>
-            </w:r>
-            <w:r>
-              <w:rPr>
-                <w:rFonts w:ascii="Avenir Next" w:hAnsi="Avenir Next" w:cs="Avenir Next" w:eastAsia="Avenir Next"/>
-                <w:color w:val="1A1A1A"/>
-                <w:sz w:val="18"/>
+              <w:t xml:space="preserve"> flips a point like a mirror image. Only </w:t>
+            </w:r>
+            <w:r>
+              <w:rPr>
+                <w:rFonts w:ascii="Avenir Next" w:hAnsi="Avenir Next" w:cs="Avenir Next" w:eastAsia="Avenir Next"/>
+                <w:b/>
+                <w:color w:val="1A1A1A"/>
+                <w:sz w:val="22"/>
                 <w:szCs w:val="18"/>
               </w:rPr>
-              <w:t xml:space="preserve"> flips a point like a mirror image. Only </w:t>
-            </w:r>
-            <w:r>
-              <w:rPr>
-                <w:rFonts w:ascii="Avenir Next" w:hAnsi="Avenir Next" w:cs="Avenir Next" w:eastAsia="Avenir Next"/>
-                <w:b/>
-                <w:color w:val="1A1A1A"/>
-                <w:sz w:val="18"/>
-                <w:szCs w:val="18"/>
-              </w:rPr>
               <w:t xml:space="preserve">one</w:t>
             </w:r>
             <w:r>
               <w:rPr>
                 <w:rFonts w:ascii="Avenir Next" w:hAnsi="Avenir Next" w:cs="Avenir Next" w:eastAsia="Avenir Next"/>
                 <w:color w:val="1A1A1A"/>
-                <w:sz w:val="18"/>
+                <w:sz w:val="22"/>
                 <w:szCs w:val="18"/>
               </w:rPr>
               <w:t xml:space="preserve"> coordinate changes sign.</w:t>
@@ -269,63 +271,63 @@
                 <w:rFonts w:ascii="Avenir Next" w:hAnsi="Avenir Next" w:cs="Avenir Next" w:eastAsia="Avenir Next"/>
                 <w:b/>
                 <w:color w:val="003A70"/>
+                <w:sz w:val="22"/>
+                <w:szCs w:val="18"/>
+              </w:rPr>
+              <w:t xml:space="preserve">•</w:t>
+            </w:r>
+            <w:r>
+              <w:rPr>
+                <w:rFonts w:ascii="Avenir Next" w:hAnsi="Avenir Next" w:cs="Avenir Next" w:eastAsia="Avenir Next"/>
+                <w:color w:val="1A1A1A"/>
                 <w:sz w:val="18"/>
                 <w:szCs w:val="18"/>
               </w:rPr>
-              <w:t xml:space="preserve">•</w:t>
-            </w:r>
-            <w:r>
-              <w:rPr>
-                <w:rFonts w:ascii="Avenir Next" w:hAnsi="Avenir Next" w:cs="Avenir Next" w:eastAsia="Avenir Next"/>
-                <w:color w:val="1A1A1A"/>
-                <w:sz w:val="18"/>
+              <w:tab/>
+            </w:r>
+            <w:r>
+              <w:rPr>
+                <w:rFonts w:ascii="Avenir Next" w:hAnsi="Avenir Next" w:cs="Avenir Next" w:eastAsia="Avenir Next"/>
+                <w:color w:val="1A1A1A"/>
+                <w:sz w:val="22"/>
                 <w:szCs w:val="18"/>
               </w:rPr>
-              <w:tab/>
-            </w:r>
-            <w:r>
-              <w:rPr>
-                <w:rFonts w:ascii="Avenir Next" w:hAnsi="Avenir Next" w:cs="Avenir Next" w:eastAsia="Avenir Next"/>
-                <w:color w:val="1A1A1A"/>
-                <w:sz w:val="18"/>
+              <w:t xml:space="preserve">Across the </w:t>
+            </w:r>
+            <w:r>
+              <w:rPr>
+                <w:rFonts w:ascii="Avenir Next" w:hAnsi="Avenir Next" w:cs="Avenir Next" w:eastAsia="Avenir Next"/>
+                <w:b/>
+                <w:color w:val="1A1A1A"/>
+                <w:sz w:val="22"/>
                 <w:szCs w:val="18"/>
               </w:rPr>
-              <w:t xml:space="preserve">Across the </w:t>
-            </w:r>
-            <w:r>
-              <w:rPr>
-                <w:rFonts w:ascii="Avenir Next" w:hAnsi="Avenir Next" w:cs="Avenir Next" w:eastAsia="Avenir Next"/>
-                <w:b/>
-                <w:color w:val="1A1A1A"/>
-                <w:sz w:val="18"/>
+              <w:t xml:space="preserve">x-axis</w:t>
+            </w:r>
+            <w:r>
+              <w:rPr>
+                <w:rFonts w:ascii="Avenir Next" w:hAnsi="Avenir Next" w:cs="Avenir Next" w:eastAsia="Avenir Next"/>
+                <w:color w:val="1A1A1A"/>
+                <w:sz w:val="22"/>
                 <w:szCs w:val="18"/>
               </w:rPr>
-              <w:t xml:space="preserve">x-axis</w:t>
-            </w:r>
-            <w:r>
-              <w:rPr>
-                <w:rFonts w:ascii="Avenir Next" w:hAnsi="Avenir Next" w:cs="Avenir Next" w:eastAsia="Avenir Next"/>
-                <w:color w:val="1A1A1A"/>
-                <w:sz w:val="18"/>
+              <w:t xml:space="preserve">, y changes sign: (4, 1) becomes (4, −1). Across the </w:t>
+            </w:r>
+            <w:r>
+              <w:rPr>
+                <w:rFonts w:ascii="Avenir Next" w:hAnsi="Avenir Next" w:cs="Avenir Next" w:eastAsia="Avenir Next"/>
+                <w:b/>
+                <w:color w:val="1A1A1A"/>
+                <w:sz w:val="22"/>
                 <w:szCs w:val="18"/>
               </w:rPr>
-              <w:t xml:space="preserve">, y changes sign: (4, 1) becomes (4, −1). Across the </w:t>
-            </w:r>
-            <w:r>
-              <w:rPr>
-                <w:rFonts w:ascii="Avenir Next" w:hAnsi="Avenir Next" w:cs="Avenir Next" w:eastAsia="Avenir Next"/>
-                <w:b/>
-                <w:color w:val="1A1A1A"/>
-                <w:sz w:val="18"/>
-                <w:szCs w:val="18"/>
-              </w:rPr>
               <w:t xml:space="preserve">y-axis</w:t>
             </w:r>
             <w:r>
               <w:rPr>
                 <w:rFonts w:ascii="Avenir Next" w:hAnsi="Avenir Next" w:cs="Avenir Next" w:eastAsia="Avenir Next"/>
                 <w:color w:val="1A1A1A"/>
-                <w:sz w:val="18"/>
+                <w:sz w:val="22"/>
                 <w:szCs w:val="18"/>
               </w:rPr>
               <w:t xml:space="preserve">, x changes sign: (4, 1) becomes (−4, 1).</w:t>
@@ -344,25 +346,25 @@
                 <w:rFonts w:ascii="Avenir Next" w:hAnsi="Avenir Next" w:cs="Avenir Next" w:eastAsia="Avenir Next"/>
                 <w:b/>
                 <w:color w:val="003A70"/>
+                <w:sz w:val="22"/>
+                <w:szCs w:val="18"/>
+              </w:rPr>
+              <w:t xml:space="preserve">•</w:t>
+            </w:r>
+            <w:r>
+              <w:rPr>
+                <w:rFonts w:ascii="Avenir Next" w:hAnsi="Avenir Next" w:cs="Avenir Next" w:eastAsia="Avenir Next"/>
+                <w:color w:val="1A1A1A"/>
                 <w:sz w:val="18"/>
                 <w:szCs w:val="18"/>
               </w:rPr>
-              <w:t xml:space="preserve">•</w:t>
-            </w:r>
-            <w:r>
-              <w:rPr>
-                <w:rFonts w:ascii="Avenir Next" w:hAnsi="Avenir Next" w:cs="Avenir Next" w:eastAsia="Avenir Next"/>
-                <w:color w:val="1A1A1A"/>
-                <w:sz w:val="18"/>
-                <w:szCs w:val="18"/>
-              </w:rPr>
               <w:tab/>
             </w:r>
             <w:r>
               <w:rPr>
                 <w:rFonts w:ascii="Avenir Next" w:hAnsi="Avenir Next" w:cs="Avenir Next" w:eastAsia="Avenir Next"/>
                 <w:color w:val="1A1A1A"/>
-                <w:sz w:val="18"/>
+                <w:sz w:val="22"/>
                 <w:szCs w:val="18"/>
               </w:rPr>
               <w:t xml:space="preserve">A point and its image are the same distance from the mirror: (−5, 2) and (5, 2) are 5 + 5 = 10 units apart.</w:t>
@@ -377,6 +379,7 @@
           </w:tcPr>
           <w:p>
             <w:pPr>
+              <w:pStyle w:val="Heading2"/>
               <w:spacing w:before="0" w:after="40" w:line="264" w:lineRule="auto"/>
             </w:pPr>
             <w:r>
@@ -399,10 +402,10 @@
               <w:rPr>
                 <w:rFonts w:ascii="Avenir Next" w:hAnsi="Avenir Next" w:cs="Avenir Next" w:eastAsia="Avenir Next"/>
                 <w:color w:val="1A1A1A"/>
-                <w:sz w:val="17"/>
+                <w:sz w:val="22"/>
                 <w:szCs w:val="17"/>
               </w:rPr>
-              <w:t xml:space="preserve">Reflect (7, −2) across the x-axis, then across the y-axis.</w:t>
+              <w:t xml:space="preserve">Reflect (7, −2) across each axis separately.</w:t>
             </w:r>
           </w:p>
           <w:p>
@@ -418,25 +421,25 @@
                 <w:rFonts w:ascii="Avenir Next" w:hAnsi="Avenir Next" w:cs="Avenir Next" w:eastAsia="Avenir Next"/>
                 <w:b/>
                 <w:color w:val="003A70"/>
+                <w:sz w:val="22"/>
+                <w:szCs w:val="17"/>
+              </w:rPr>
+              <w:t xml:space="preserve">Step 1</w:t>
+            </w:r>
+            <w:r>
+              <w:rPr>
+                <w:rFonts w:ascii="Avenir Next" w:hAnsi="Avenir Next" w:cs="Avenir Next" w:eastAsia="Avenir Next"/>
+                <w:color w:val="1A1A1A"/>
                 <w:sz w:val="17"/>
                 <w:szCs w:val="17"/>
               </w:rPr>
-              <w:t xml:space="preserve">Step 1</w:t>
-            </w:r>
-            <w:r>
-              <w:rPr>
-                <w:rFonts w:ascii="Avenir Next" w:hAnsi="Avenir Next" w:cs="Avenir Next" w:eastAsia="Avenir Next"/>
-                <w:color w:val="1A1A1A"/>
-                <w:sz w:val="17"/>
-                <w:szCs w:val="17"/>
-              </w:rPr>
               <w:tab/>
             </w:r>
             <w:r>
               <w:rPr>
                 <w:rFonts w:ascii="Avenir Next" w:hAnsi="Avenir Next" w:cs="Avenir Next" w:eastAsia="Avenir Next"/>
                 <w:color w:val="1A1A1A"/>
-                <w:sz w:val="17"/>
+                <w:sz w:val="22"/>
                 <w:szCs w:val="17"/>
               </w:rPr>
               <w:t xml:space="preserve">Across the x-axis: keep x = 7, change −2 to 2. Image: (7, 2).</w:t>
@@ -455,25 +458,25 @@
                 <w:rFonts w:ascii="Avenir Next" w:hAnsi="Avenir Next" w:cs="Avenir Next" w:eastAsia="Avenir Next"/>
                 <w:b/>
                 <w:color w:val="003A70"/>
+                <w:sz w:val="22"/>
+                <w:szCs w:val="17"/>
+              </w:rPr>
+              <w:t xml:space="preserve">Step 2</w:t>
+            </w:r>
+            <w:r>
+              <w:rPr>
+                <w:rFonts w:ascii="Avenir Next" w:hAnsi="Avenir Next" w:cs="Avenir Next" w:eastAsia="Avenir Next"/>
+                <w:color w:val="1A1A1A"/>
                 <w:sz w:val="17"/>
                 <w:szCs w:val="17"/>
               </w:rPr>
-              <w:t xml:space="preserve">Step 2</w:t>
-            </w:r>
-            <w:r>
-              <w:rPr>
-                <w:rFonts w:ascii="Avenir Next" w:hAnsi="Avenir Next" w:cs="Avenir Next" w:eastAsia="Avenir Next"/>
-                <w:color w:val="1A1A1A"/>
-                <w:sz w:val="17"/>
-                <w:szCs w:val="17"/>
-              </w:rPr>
               <w:tab/>
             </w:r>
             <w:r>
               <w:rPr>
                 <w:rFonts w:ascii="Avenir Next" w:hAnsi="Avenir Next" w:cs="Avenir Next" w:eastAsia="Avenir Next"/>
                 <w:color w:val="1A1A1A"/>
-                <w:sz w:val="17"/>
+                <w:sz w:val="22"/>
                 <w:szCs w:val="17"/>
               </w:rPr>
               <w:t xml:space="preserve">Across the y-axis: keep y = −2, change 7 to −7. Image: (−7, −2).</w:t>
@@ -492,18 +495,18 @@
                 <w:rFonts w:ascii="Avenir Next" w:hAnsi="Avenir Next" w:cs="Avenir Next" w:eastAsia="Avenir Next"/>
                 <w:b/>
                 <w:color w:val="1A1A1A"/>
+                <w:sz w:val="22"/>
+                <w:szCs w:val="17"/>
+              </w:rPr>
+              <w:t xml:space="preserve">Answer</w:t>
+            </w:r>
+            <w:r>
+              <w:rPr>
+                <w:rFonts w:ascii="Avenir Next" w:hAnsi="Avenir Next" w:cs="Avenir Next" w:eastAsia="Avenir Next"/>
+                <w:color w:val="1A1A1A"/>
                 <w:sz w:val="17"/>
                 <w:szCs w:val="17"/>
               </w:rPr>
-              <w:t xml:space="preserve">Answer</w:t>
-            </w:r>
-            <w:r>
-              <w:rPr>
-                <w:rFonts w:ascii="Avenir Next" w:hAnsi="Avenir Next" w:cs="Avenir Next" w:eastAsia="Avenir Next"/>
-                <w:color w:val="1A1A1A"/>
-                <w:sz w:val="17"/>
-                <w:szCs w:val="17"/>
-              </w:rPr>
               <w:tab/>
             </w:r>
             <w:r>
@@ -511,7 +514,7 @@
                 <w:rFonts w:ascii="Avenir Next" w:hAnsi="Avenir Next" w:cs="Avenir Next" w:eastAsia="Avenir Next"/>
                 <w:b/>
                 <w:color w:val="1A1A1A"/>
-                <w:sz w:val="17"/>
+                <w:sz w:val="22"/>
                 <w:szCs w:val="17"/>
               </w:rPr>
               <w:t xml:space="preserve">(7, 2) and (−7, −2)</w:t>
@@ -540,7 +543,7 @@
           <w:rFonts w:ascii="Avenir Next" w:hAnsi="Avenir Next" w:cs="Avenir Next" w:eastAsia="Avenir Next"/>
           <w:b/>
           <w:color w:val="1A1A1A"/>
-          <w:sz w:val="17"/>
+          <w:sz w:val="22"/>
           <w:szCs w:val="17"/>
         </w:rPr>
         <w:t xml:space="preserve">reflection</w:t>
@@ -550,7 +553,7 @@
           <w:rFonts w:ascii="Avenir Next" w:hAnsi="Avenir Next" w:cs="Avenir Next" w:eastAsia="Avenir Next"/>
           <w:i/>
           <w:color w:val="5A5F66"/>
-          <w:sz w:val="17"/>
+          <w:sz w:val="22"/>
           <w:szCs w:val="17"/>
         </w:rPr>
         <w:t xml:space="preserve"> (reflexión)</w:t>
@@ -559,7 +562,7 @@
         <w:rPr>
           <w:rFonts w:ascii="Avenir Next" w:hAnsi="Avenir Next" w:cs="Avenir Next" w:eastAsia="Avenir Next"/>
           <w:color w:val="5A5F66"/>
-          <w:sz w:val="17"/>
+          <w:sz w:val="22"/>
           <w:szCs w:val="17"/>
         </w:rPr>
         <w:t xml:space="preserve">   ·   </w:t>
@@ -569,7 +572,7 @@
           <w:rFonts w:ascii="Avenir Next" w:hAnsi="Avenir Next" w:cs="Avenir Next" w:eastAsia="Avenir Next"/>
           <w:b/>
           <w:color w:val="1A1A1A"/>
-          <w:sz w:val="17"/>
+          <w:sz w:val="22"/>
           <w:szCs w:val="17"/>
         </w:rPr>
         <w:t xml:space="preserve">x-axis</w:t>
@@ -579,7 +582,7 @@
           <w:rFonts w:ascii="Avenir Next" w:hAnsi="Avenir Next" w:cs="Avenir Next" w:eastAsia="Avenir Next"/>
           <w:i/>
           <w:color w:val="5A5F66"/>
-          <w:sz w:val="17"/>
+          <w:sz w:val="22"/>
           <w:szCs w:val="17"/>
         </w:rPr>
         <w:t xml:space="preserve"> (eje x)</w:t>
@@ -588,7 +591,7 @@
         <w:rPr>
           <w:rFonts w:ascii="Avenir Next" w:hAnsi="Avenir Next" w:cs="Avenir Next" w:eastAsia="Avenir Next"/>
           <w:color w:val="5A5F66"/>
-          <w:sz w:val="17"/>
+          <w:sz w:val="22"/>
           <w:szCs w:val="17"/>
         </w:rPr>
         <w:t xml:space="preserve">   ·   </w:t>
@@ -598,7 +601,7 @@
           <w:rFonts w:ascii="Avenir Next" w:hAnsi="Avenir Next" w:cs="Avenir Next" w:eastAsia="Avenir Next"/>
           <w:b/>
           <w:color w:val="1A1A1A"/>
-          <w:sz w:val="17"/>
+          <w:sz w:val="22"/>
           <w:szCs w:val="17"/>
         </w:rPr>
         <w:t xml:space="preserve">y-axis</w:t>
@@ -608,7 +611,7 @@
           <w:rFonts w:ascii="Avenir Next" w:hAnsi="Avenir Next" w:cs="Avenir Next" w:eastAsia="Avenir Next"/>
           <w:i/>
           <w:color w:val="5A5F66"/>
-          <w:sz w:val="17"/>
+          <w:sz w:val="22"/>
           <w:szCs w:val="17"/>
         </w:rPr>
         <w:t xml:space="preserve"> (eje y)</w:t>
@@ -616,6 +619,7 @@
     </w:p>
     <w:p>
       <w:pPr>
+        <w:pStyle w:val="Heading2"/>
         <w:keepNext/>
         <w:pBdr>
           <w:bottom w:val="single" w:sz="8" w:space="3" w:color="003A70"/>
@@ -631,7 +635,7 @@
           <w:b/>
           <w:color w:val="003A70"/>
           <w:spacing w:val="14"/>
-          <w:sz w:val="19"/>
+          <w:sz w:val="22"/>
           <w:szCs w:val="19"/>
         </w:rPr>
         <w:t xml:space="preserve">PRACTICE</w:t>
@@ -650,7 +654,7 @@
           <w:rFonts w:ascii="Avenir Next" w:hAnsi="Avenir Next" w:cs="Avenir Next" w:eastAsia="Avenir Next"/>
           <w:i/>
           <w:color w:val="5A5F66"/>
-          <w:sz w:val="17"/>
+          <w:sz w:val="22"/>
           <w:szCs w:val="17"/>
         </w:rPr>
         <w:t xml:space="preserve">show your work · label units</w:t>
@@ -658,7 +662,7 @@
     </w:p>
     <w:p>
       <w:pPr>
-        <w:spacing w:before="0" w:after="0" w:line="20" w:lineRule="exact"/>
+        <w:spacing w:before="0" w:after="0" w:line="50" w:lineRule="exact"/>
       </w:pPr>
     </w:p>
     <w:tbl>
@@ -708,25 +712,25 @@
                 <w:rFonts w:ascii="Avenir Next" w:hAnsi="Avenir Next" w:cs="Avenir Next" w:eastAsia="Avenir Next"/>
                 <w:b/>
                 <w:color w:val="1A1A1A"/>
+                <w:sz w:val="22"/>
+                <w:szCs w:val="20"/>
+              </w:rPr>
+              <w:t xml:space="preserve">1.</w:t>
+            </w:r>
+            <w:r>
+              <w:rPr>
+                <w:rFonts w:ascii="Avenir Next" w:hAnsi="Avenir Next" w:cs="Avenir Next" w:eastAsia="Avenir Next"/>
+                <w:color w:val="1A1A1A"/>
                 <w:sz w:val="20"/>
                 <w:szCs w:val="20"/>
               </w:rPr>
-              <w:t xml:space="preserve">1.</w:t>
-            </w:r>
-            <w:r>
-              <w:rPr>
-                <w:rFonts w:ascii="Avenir Next" w:hAnsi="Avenir Next" w:cs="Avenir Next" w:eastAsia="Avenir Next"/>
-                <w:color w:val="1A1A1A"/>
-                <w:sz w:val="20"/>
-                <w:szCs w:val="20"/>
-              </w:rPr>
               <w:tab/>
             </w:r>
             <w:r>
               <w:rPr>
                 <w:rFonts w:ascii="Avenir Next" w:hAnsi="Avenir Next" w:cs="Avenir Next" w:eastAsia="Avenir Next"/>
                 <w:color w:val="1A1A1A"/>
-                <w:sz w:val="20"/>
+                <w:sz w:val="22"/>
                 <w:szCs w:val="20"/>
               </w:rPr>
               <w:t xml:space="preserve">Write the image after each reflection.</w:t>
@@ -781,25 +785,25 @@
                       <w:rFonts w:ascii="Avenir Next" w:hAnsi="Avenir Next" w:cs="Avenir Next" w:eastAsia="Avenir Next"/>
                       <w:b/>
                       <w:color w:val="003A70"/>
+                      <w:sz w:val="22"/>
+                      <w:szCs w:val="20"/>
+                    </w:rPr>
+                    <w:t xml:space="preserve">a.</w:t>
+                  </w:r>
+                  <w:r>
+                    <w:rPr>
+                      <w:rFonts w:ascii="Avenir Next" w:hAnsi="Avenir Next" w:cs="Avenir Next" w:eastAsia="Avenir Next"/>
+                      <w:color w:val="1A1A1A"/>
                       <w:sz w:val="20"/>
                       <w:szCs w:val="20"/>
                     </w:rPr>
-                    <w:t xml:space="preserve">a.</w:t>
-                  </w:r>
-                  <w:r>
-                    <w:rPr>
-                      <w:rFonts w:ascii="Avenir Next" w:hAnsi="Avenir Next" w:cs="Avenir Next" w:eastAsia="Avenir Next"/>
-                      <w:color w:val="1A1A1A"/>
-                      <w:sz w:val="20"/>
-                      <w:szCs w:val="20"/>
-                    </w:rPr>
                     <w:tab/>
                   </w:r>
                   <w:r>
                     <w:rPr>
                       <w:rFonts w:ascii="Avenir Next" w:hAnsi="Avenir Next" w:cs="Avenir Next" w:eastAsia="Avenir Next"/>
                       <w:color w:val="1A1A1A"/>
-                      <w:sz w:val="20"/>
+                      <w:sz w:val="22"/>
                       <w:szCs w:val="20"/>
                     </w:rPr>
                     <w:t xml:space="preserve">(6, 2) across the x-axis</w:t>
@@ -843,25 +847,25 @@
                       <w:rFonts w:ascii="Avenir Next" w:hAnsi="Avenir Next" w:cs="Avenir Next" w:eastAsia="Avenir Next"/>
                       <w:b/>
                       <w:color w:val="003A70"/>
+                      <w:sz w:val="22"/>
+                      <w:szCs w:val="20"/>
+                    </w:rPr>
+                    <w:t xml:space="preserve">b.</w:t>
+                  </w:r>
+                  <w:r>
+                    <w:rPr>
+                      <w:rFonts w:ascii="Avenir Next" w:hAnsi="Avenir Next" w:cs="Avenir Next" w:eastAsia="Avenir Next"/>
+                      <w:color w:val="1A1A1A"/>
                       <w:sz w:val="20"/>
                       <w:szCs w:val="20"/>
                     </w:rPr>
-                    <w:t xml:space="preserve">b.</w:t>
-                  </w:r>
-                  <w:r>
-                    <w:rPr>
-                      <w:rFonts w:ascii="Avenir Next" w:hAnsi="Avenir Next" w:cs="Avenir Next" w:eastAsia="Avenir Next"/>
-                      <w:color w:val="1A1A1A"/>
-                      <w:sz w:val="20"/>
-                      <w:szCs w:val="20"/>
-                    </w:rPr>
                     <w:tab/>
                   </w:r>
                   <w:r>
                     <w:rPr>
                       <w:rFonts w:ascii="Avenir Next" w:hAnsi="Avenir Next" w:cs="Avenir Next" w:eastAsia="Avenir Next"/>
                       <w:color w:val="1A1A1A"/>
-                      <w:sz w:val="20"/>
+                      <w:sz w:val="22"/>
                       <w:szCs w:val="20"/>
                     </w:rPr>
                     <w:t xml:space="preserve">(−5, 7) across the y-axis</w:t>
@@ -911,25 +915,25 @@
                       <w:rFonts w:ascii="Avenir Next" w:hAnsi="Avenir Next" w:cs="Avenir Next" w:eastAsia="Avenir Next"/>
                       <w:b/>
                       <w:color w:val="003A70"/>
+                      <w:sz w:val="22"/>
+                      <w:szCs w:val="20"/>
+                    </w:rPr>
+                    <w:t xml:space="preserve">c.</w:t>
+                  </w:r>
+                  <w:r>
+                    <w:rPr>
+                      <w:rFonts w:ascii="Avenir Next" w:hAnsi="Avenir Next" w:cs="Avenir Next" w:eastAsia="Avenir Next"/>
+                      <w:color w:val="1A1A1A"/>
                       <w:sz w:val="20"/>
                       <w:szCs w:val="20"/>
                     </w:rPr>
-                    <w:t xml:space="preserve">c.</w:t>
-                  </w:r>
-                  <w:r>
-                    <w:rPr>
-                      <w:rFonts w:ascii="Avenir Next" w:hAnsi="Avenir Next" w:cs="Avenir Next" w:eastAsia="Avenir Next"/>
-                      <w:color w:val="1A1A1A"/>
-                      <w:sz w:val="20"/>
-                      <w:szCs w:val="20"/>
-                    </w:rPr>
                     <w:tab/>
                   </w:r>
                   <w:r>
                     <w:rPr>
                       <w:rFonts w:ascii="Avenir Next" w:hAnsi="Avenir Next" w:cs="Avenir Next" w:eastAsia="Avenir Next"/>
                       <w:color w:val="1A1A1A"/>
-                      <w:sz w:val="20"/>
+                      <w:sz w:val="22"/>
                       <w:szCs w:val="20"/>
                     </w:rPr>
                     <w:t xml:space="preserve">(8, −3) across the x-axis</w:t>
@@ -973,25 +977,25 @@
                       <w:rFonts w:ascii="Avenir Next" w:hAnsi="Avenir Next" w:cs="Avenir Next" w:eastAsia="Avenir Next"/>
                       <w:b/>
                       <w:color w:val="003A70"/>
+                      <w:sz w:val="22"/>
+                      <w:szCs w:val="20"/>
+                    </w:rPr>
+                    <w:t xml:space="preserve">d.</w:t>
+                  </w:r>
+                  <w:r>
+                    <w:rPr>
+                      <w:rFonts w:ascii="Avenir Next" w:hAnsi="Avenir Next" w:cs="Avenir Next" w:eastAsia="Avenir Next"/>
+                      <w:color w:val="1A1A1A"/>
                       <w:sz w:val="20"/>
                       <w:szCs w:val="20"/>
                     </w:rPr>
-                    <w:t xml:space="preserve">d.</w:t>
-                  </w:r>
-                  <w:r>
-                    <w:rPr>
-                      <w:rFonts w:ascii="Avenir Next" w:hAnsi="Avenir Next" w:cs="Avenir Next" w:eastAsia="Avenir Next"/>
-                      <w:color w:val="1A1A1A"/>
-                      <w:sz w:val="20"/>
-                      <w:szCs w:val="20"/>
-                    </w:rPr>
                     <w:tab/>
                   </w:r>
                   <w:r>
                     <w:rPr>
                       <w:rFonts w:ascii="Avenir Next" w:hAnsi="Avenir Next" w:cs="Avenir Next" w:eastAsia="Avenir Next"/>
                       <w:color w:val="1A1A1A"/>
-                      <w:sz w:val="20"/>
+                      <w:sz w:val="22"/>
                       <w:szCs w:val="20"/>
                     </w:rPr>
                     <w:t xml:space="preserve">(−10, −5) across the y-axis</w:t>
@@ -1021,7 +1025,7 @@
           </w:tbl>
           <w:p>
             <w:pPr>
-              <w:spacing w:before="0" w:after="0" w:line="24" w:lineRule="auto"/>
+              <w:spacing w:before="0" w:after="0" w:line="50" w:lineRule="exact"/>
             </w:pPr>
           </w:p>
         </w:tc>
@@ -1029,12 +1033,12 @@
     </w:tbl>
     <w:p>
       <w:pPr>
-        <w:spacing w:before="0" w:after="0" w:line="20" w:lineRule="exact"/>
+        <w:spacing w:before="0" w:after="0" w:line="50" w:lineRule="exact"/>
       </w:pPr>
     </w:p>
     <w:p>
       <w:pPr>
-        <w:spacing w:before="0" w:after="0" w:line="20" w:lineRule="exact"/>
+        <w:spacing w:before="0" w:after="0" w:line="50" w:lineRule="exact"/>
       </w:pPr>
     </w:p>
     <w:tbl>
@@ -1118,35 +1122,35 @@
                       <w:rFonts w:ascii="Avenir Next" w:hAnsi="Avenir Next" w:cs="Avenir Next" w:eastAsia="Avenir Next"/>
                       <w:b/>
                       <w:color w:val="1A1A1A"/>
+                      <w:sz w:val="22"/>
+                      <w:szCs w:val="20"/>
+                    </w:rPr>
+                    <w:t xml:space="preserve">2.</w:t>
+                  </w:r>
+                  <w:r>
+                    <w:rPr>
+                      <w:rFonts w:ascii="Avenir Next" w:hAnsi="Avenir Next" w:cs="Avenir Next" w:eastAsia="Avenir Next"/>
+                      <w:color w:val="1A1A1A"/>
                       <w:sz w:val="20"/>
                       <w:szCs w:val="20"/>
                     </w:rPr>
-                    <w:t xml:space="preserve">2.</w:t>
-                  </w:r>
-                  <w:r>
-                    <w:rPr>
-                      <w:rFonts w:ascii="Avenir Next" w:hAnsi="Avenir Next" w:cs="Avenir Next" w:eastAsia="Avenir Next"/>
-                      <w:color w:val="1A1A1A"/>
-                      <w:sz w:val="20"/>
+                    <w:tab/>
+                  </w:r>
+                  <w:r>
+                    <w:rPr>
+                      <w:rFonts w:ascii="Avenir Next" w:hAnsi="Avenir Next" w:cs="Avenir Next" w:eastAsia="Avenir Next"/>
+                      <w:b/>
+                      <w:color w:val="1A1A1A"/>
+                      <w:sz w:val="22"/>
                       <w:szCs w:val="20"/>
                     </w:rPr>
-                    <w:tab/>
-                  </w:r>
-                  <w:r>
-                    <w:rPr>
-                      <w:rFonts w:ascii="Avenir Next" w:hAnsi="Avenir Next" w:cs="Avenir Next" w:eastAsia="Avenir Next"/>
-                      <w:b/>
-                      <w:color w:val="1A1A1A"/>
-                      <w:sz w:val="20"/>
-                      <w:szCs w:val="20"/>
-                    </w:rPr>
                     <w:t xml:space="preserve">Mirror Room.  </w:t>
                   </w:r>
                   <w:r>
                     <w:rPr>
                       <w:rFonts w:ascii="Avenir Next" w:hAnsi="Avenir Next" w:cs="Avenir Next" w:eastAsia="Avenir Next"/>
                       <w:color w:val="1A1A1A"/>
-                      <w:sz w:val="20"/>
+                      <w:sz w:val="22"/>
                       <w:szCs w:val="20"/>
                     </w:rPr>
                     <w:t xml:space="preserve">Ms. Rivera’s floor plan puts lamp L at (−5, 6). One mirror lies along each axis.</w:t>
@@ -1163,7 +1167,7 @@
                       <w:rFonts w:ascii="Avenir Next" w:hAnsi="Avenir Next" w:cs="Avenir Next" w:eastAsia="Avenir Next"/>
                       <w:b/>
                       <w:color w:val="003A70"/>
-                      <w:sz w:val="17"/>
+                      <w:sz w:val="22"/>
                       <w:szCs w:val="17"/>
                     </w:rPr>
                     <w:t xml:space="preserve">Hint  </w:t>
@@ -1173,7 +1177,7 @@
                       <w:rFonts w:ascii="Avenir Next" w:hAnsi="Avenir Next" w:cs="Avenir Next" w:eastAsia="Avenir Next"/>
                       <w:i/>
                       <w:color w:val="5A5F66"/>
-                      <w:sz w:val="17"/>
+                      <w:sz w:val="22"/>
                       <w:szCs w:val="17"/>
                     </w:rPr>
                     <w:t xml:space="preserve">Plot each image to check your answer.</w:t>
@@ -1193,25 +1197,25 @@
                       <w:rFonts w:ascii="Avenir Next" w:hAnsi="Avenir Next" w:cs="Avenir Next" w:eastAsia="Avenir Next"/>
                       <w:b/>
                       <w:color w:val="003A70"/>
+                      <w:sz w:val="22"/>
+                      <w:szCs w:val="20"/>
+                    </w:rPr>
+                    <w:t xml:space="preserve">a.</w:t>
+                  </w:r>
+                  <w:r>
+                    <w:rPr>
+                      <w:rFonts w:ascii="Avenir Next" w:hAnsi="Avenir Next" w:cs="Avenir Next" w:eastAsia="Avenir Next"/>
+                      <w:color w:val="1A1A1A"/>
                       <w:sz w:val="20"/>
                       <w:szCs w:val="20"/>
                     </w:rPr>
-                    <w:t xml:space="preserve">a.</w:t>
-                  </w:r>
-                  <w:r>
-                    <w:rPr>
-                      <w:rFonts w:ascii="Avenir Next" w:hAnsi="Avenir Next" w:cs="Avenir Next" w:eastAsia="Avenir Next"/>
-                      <w:color w:val="1A1A1A"/>
-                      <w:sz w:val="20"/>
-                      <w:szCs w:val="20"/>
-                    </w:rPr>
                     <w:tab/>
                   </w:r>
                   <w:r>
                     <w:rPr>
                       <w:rFonts w:ascii="Avenir Next" w:hAnsi="Avenir Next" w:cs="Avenir Next" w:eastAsia="Avenir Next"/>
                       <w:color w:val="1A1A1A"/>
-                      <w:sz w:val="20"/>
+                      <w:sz w:val="22"/>
                       <w:szCs w:val="20"/>
                     </w:rPr>
                     <w:t xml:space="preserve">Across the x-axis: ( </w:t>
@@ -1230,7 +1234,7 @@
                     <w:rPr>
                       <w:rFonts w:ascii="Avenir Next" w:hAnsi="Avenir Next" w:cs="Avenir Next" w:eastAsia="Avenir Next"/>
                       <w:color w:val="1A1A1A"/>
-                      <w:sz w:val="20"/>
+                      <w:sz w:val="22"/>
                       <w:szCs w:val="20"/>
                     </w:rPr>
                     <w:t xml:space="preserve"> , </w:t>
@@ -1249,7 +1253,7 @@
                     <w:rPr>
                       <w:rFonts w:ascii="Avenir Next" w:hAnsi="Avenir Next" w:cs="Avenir Next" w:eastAsia="Avenir Next"/>
                       <w:color w:val="1A1A1A"/>
-                      <w:sz w:val="20"/>
+                      <w:sz w:val="22"/>
                       <w:szCs w:val="20"/>
                     </w:rPr>
                     <w:t xml:space="preserve"> ) Quadrant </w:t>
@@ -1279,25 +1283,25 @@
                       <w:rFonts w:ascii="Avenir Next" w:hAnsi="Avenir Next" w:cs="Avenir Next" w:eastAsia="Avenir Next"/>
                       <w:b/>
                       <w:color w:val="003A70"/>
+                      <w:sz w:val="22"/>
+                      <w:szCs w:val="20"/>
+                    </w:rPr>
+                    <w:t xml:space="preserve">b.</w:t>
+                  </w:r>
+                  <w:r>
+                    <w:rPr>
+                      <w:rFonts w:ascii="Avenir Next" w:hAnsi="Avenir Next" w:cs="Avenir Next" w:eastAsia="Avenir Next"/>
+                      <w:color w:val="1A1A1A"/>
                       <w:sz w:val="20"/>
                       <w:szCs w:val="20"/>
                     </w:rPr>
-                    <w:t xml:space="preserve">b.</w:t>
-                  </w:r>
-                  <w:r>
-                    <w:rPr>
-                      <w:rFonts w:ascii="Avenir Next" w:hAnsi="Avenir Next" w:cs="Avenir Next" w:eastAsia="Avenir Next"/>
-                      <w:color w:val="1A1A1A"/>
-                      <w:sz w:val="20"/>
-                      <w:szCs w:val="20"/>
-                    </w:rPr>
                     <w:tab/>
                   </w:r>
                   <w:r>
                     <w:rPr>
                       <w:rFonts w:ascii="Avenir Next" w:hAnsi="Avenir Next" w:cs="Avenir Next" w:eastAsia="Avenir Next"/>
                       <w:color w:val="1A1A1A"/>
-                      <w:sz w:val="20"/>
+                      <w:sz w:val="22"/>
                       <w:szCs w:val="20"/>
                     </w:rPr>
                     <w:t xml:space="preserve">Across the y-axis: ( </w:t>
@@ -1316,7 +1320,7 @@
                     <w:rPr>
                       <w:rFonts w:ascii="Avenir Next" w:hAnsi="Avenir Next" w:cs="Avenir Next" w:eastAsia="Avenir Next"/>
                       <w:color w:val="1A1A1A"/>
-                      <w:sz w:val="20"/>
+                      <w:sz w:val="22"/>
                       <w:szCs w:val="20"/>
                     </w:rPr>
                     <w:t xml:space="preserve"> , </w:t>
@@ -1335,7 +1339,7 @@
                     <w:rPr>
                       <w:rFonts w:ascii="Avenir Next" w:hAnsi="Avenir Next" w:cs="Avenir Next" w:eastAsia="Avenir Next"/>
                       <w:color w:val="1A1A1A"/>
-                      <w:sz w:val="20"/>
+                      <w:sz w:val="22"/>
                       <w:szCs w:val="20"/>
                     </w:rPr>
                     <w:t xml:space="preserve"> ) Quadrant </w:t>
@@ -1366,7 +1370,7 @@
                     <w:drawing>
                       <wp:inline distT="0" distB="0" distL="0" distR="0">
                         <wp:extent cx="2377440" cy="2395450"/>
-                        <wp:docPr id="1" name="Figure 1"/>
+                        <wp:docPr id="1" name="Figure 1" descr="Coordinate grid. Horizontal axis x: -8 to 8, ticks every 1. Vertical axis y: -8 to 8, ticks every 1. Points: x: -5; y: 6; label: L."/>
                         <a:graphic xmlns:a="http://schemas.openxmlformats.org/drawingml/2006/main">
                           <a:graphicData uri="http://schemas.openxmlformats.org/drawingml/2006/picture">
                             <pic:pic xmlns:pic="http://schemas.openxmlformats.org/drawingml/2006/picture">
@@ -1401,7 +1405,7 @@
           </w:tbl>
           <w:p>
             <w:pPr>
-              <w:spacing w:before="0" w:after="0" w:line="24" w:lineRule="auto"/>
+              <w:spacing w:before="0" w:after="0" w:line="50" w:lineRule="exact"/>
             </w:pPr>
           </w:p>
         </w:tc>
@@ -1409,12 +1413,12 @@
     </w:tbl>
     <w:p>
       <w:pPr>
-        <w:spacing w:before="0" w:after="0" w:line="20" w:lineRule="exact"/>
+        <w:spacing w:before="0" w:after="0" w:line="50" w:lineRule="exact"/>
       </w:pPr>
     </w:p>
     <w:p>
       <w:pPr>
-        <w:spacing w:before="0" w:after="0" w:line="20" w:lineRule="exact"/>
+        <w:spacing w:before="0" w:after="0" w:line="50" w:lineRule="exact"/>
       </w:pPr>
     </w:p>
     <w:tbl>
@@ -1465,18 +1469,18 @@
                 <w:rFonts w:ascii="Avenir Next" w:hAnsi="Avenir Next" w:cs="Avenir Next" w:eastAsia="Avenir Next"/>
                 <w:b/>
                 <w:color w:val="1A1A1A"/>
+                <w:sz w:val="22"/>
+                <w:szCs w:val="20"/>
+              </w:rPr>
+              <w:t xml:space="preserve">3.</w:t>
+            </w:r>
+            <w:r>
+              <w:rPr>
+                <w:rFonts w:ascii="Avenir Next" w:hAnsi="Avenir Next" w:cs="Avenir Next" w:eastAsia="Avenir Next"/>
+                <w:color w:val="1A1A1A"/>
                 <w:sz w:val="20"/>
                 <w:szCs w:val="20"/>
               </w:rPr>
-              <w:t xml:space="preserve">3.</w:t>
-            </w:r>
-            <w:r>
-              <w:rPr>
-                <w:rFonts w:ascii="Avenir Next" w:hAnsi="Avenir Next" w:cs="Avenir Next" w:eastAsia="Avenir Next"/>
-                <w:color w:val="1A1A1A"/>
-                <w:sz w:val="20"/>
-                <w:szCs w:val="20"/>
-              </w:rPr>
               <w:tab/>
             </w:r>
             <w:r>
@@ -1484,7 +1488,7 @@
                 <w:rFonts w:ascii="Avenir Next" w:hAnsi="Avenir Next" w:cs="Avenir Next" w:eastAsia="Avenir Next"/>
                 <w:b/>
                 <w:color w:val="1A1A1A"/>
-                <w:sz w:val="20"/>
+                <w:sz w:val="22"/>
                 <w:szCs w:val="20"/>
               </w:rPr>
               <w:t xml:space="preserve">Two Kites.  </w:t>
@@ -1493,7 +1497,7 @@
               <w:rPr>
                 <w:rFonts w:ascii="Avenir Next" w:hAnsi="Avenir Next" w:cs="Avenir Next" w:eastAsia="Avenir Next"/>
                 <w:color w:val="1A1A1A"/>
-                <w:sz w:val="20"/>
+                <w:sz w:val="22"/>
                 <w:szCs w:val="20"/>
               </w:rPr>
               <w:t xml:space="preserve">Maya’s kite flies over (−7, 2). Omar’s kite is its reflection across the y-axis. Where is Omar’s kite? How far apart are the kites?</w:t>
@@ -1510,7 +1514,7 @@
                 <w:rFonts w:ascii="Avenir Next" w:hAnsi="Avenir Next" w:cs="Avenir Next" w:eastAsia="Avenir Next"/>
                 <w:b/>
                 <w:color w:val="003A70"/>
-                <w:sz w:val="17"/>
+                <w:sz w:val="22"/>
                 <w:szCs w:val="17"/>
               </w:rPr>
               <w:t xml:space="preserve">Hint  </w:t>
@@ -1520,7 +1524,7 @@
                 <w:rFonts w:ascii="Avenir Next" w:hAnsi="Avenir Next" w:cs="Avenir Next" w:eastAsia="Avenir Next"/>
                 <w:i/>
                 <w:color w:val="5A5F66"/>
-                <w:sz w:val="17"/>
+                <w:sz w:val="22"/>
                 <w:szCs w:val="17"/>
               </w:rPr>
               <w:t xml:space="preserve">7 units to the mirror, then 7 more.</w:t>
@@ -1539,7 +1543,7 @@
                 <w:rFonts w:ascii="Avenir Next" w:hAnsi="Avenir Next" w:cs="Avenir Next" w:eastAsia="Avenir Next"/>
                 <w:b/>
                 <w:color w:val="1A1A1A"/>
-                <w:sz w:val="18"/>
+                <w:sz w:val="22"/>
                 <w:szCs w:val="18"/>
               </w:rPr>
               <w:t xml:space="preserve">Kite, distance</w:t>
@@ -1574,18 +1578,18 @@
                 <w:rFonts w:ascii="Avenir Next" w:hAnsi="Avenir Next" w:cs="Avenir Next" w:eastAsia="Avenir Next"/>
                 <w:b/>
                 <w:color w:val="1A1A1A"/>
+                <w:sz w:val="22"/>
+                <w:szCs w:val="20"/>
+              </w:rPr>
+              <w:t xml:space="preserve">4.</w:t>
+            </w:r>
+            <w:r>
+              <w:rPr>
+                <w:rFonts w:ascii="Avenir Next" w:hAnsi="Avenir Next" w:cs="Avenir Next" w:eastAsia="Avenir Next"/>
+                <w:color w:val="1A1A1A"/>
                 <w:sz w:val="20"/>
                 <w:szCs w:val="20"/>
               </w:rPr>
-              <w:t xml:space="preserve">4.</w:t>
-            </w:r>
-            <w:r>
-              <w:rPr>
-                <w:rFonts w:ascii="Avenir Next" w:hAnsi="Avenir Next" w:cs="Avenir Next" w:eastAsia="Avenir Next"/>
-                <w:color w:val="1A1A1A"/>
-                <w:sz w:val="20"/>
-                <w:szCs w:val="20"/>
-              </w:rPr>
               <w:tab/>
             </w:r>
             <w:r>
@@ -1593,7 +1597,7 @@
                 <w:rFonts w:ascii="Avenir Next" w:hAnsi="Avenir Next" w:cs="Avenir Next" w:eastAsia="Avenir Next"/>
                 <w:b/>
                 <w:color w:val="1A1A1A"/>
-                <w:sz w:val="20"/>
+                <w:sz w:val="22"/>
                 <w:szCs w:val="20"/>
               </w:rPr>
               <w:t xml:space="preserve">Stage Lights.  </w:t>
@@ -1602,7 +1606,7 @@
               <w:rPr>
                 <w:rFonts w:ascii="Avenir Next" w:hAnsi="Avenir Next" w:cs="Avenir Next" w:eastAsia="Avenir Next"/>
                 <w:color w:val="1A1A1A"/>
-                <w:sz w:val="20"/>
+                <w:sz w:val="22"/>
                 <w:szCs w:val="20"/>
               </w:rPr>
               <w:t xml:space="preserve">A light hangs over (−6, 9). A second light is its reflection across the x-axis. Where is it? How far apart are the lights?</w:t>
@@ -1621,7 +1625,7 @@
                 <w:rFonts w:ascii="Avenir Next" w:hAnsi="Avenir Next" w:cs="Avenir Next" w:eastAsia="Avenir Next"/>
                 <w:b/>
                 <w:color w:val="1A1A1A"/>
-                <w:sz w:val="18"/>
+                <w:sz w:val="22"/>
                 <w:szCs w:val="18"/>
               </w:rPr>
               <w:t xml:space="preserve">Light 2, distance</w:t>
@@ -1641,12 +1645,12 @@
     </w:tbl>
     <w:p>
       <w:pPr>
-        <w:spacing w:before="0" w:after="0" w:line="20" w:lineRule="exact"/>
+        <w:spacing w:before="0" w:after="0" w:line="50" w:lineRule="exact"/>
       </w:pPr>
     </w:p>
     <w:p>
       <w:pPr>
-        <w:spacing w:before="0" w:after="0" w:line="20" w:lineRule="exact"/>
+        <w:spacing w:before="0" w:after="0" w:line="50" w:lineRule="exact"/>
       </w:pPr>
     </w:p>
     <w:tbl>
@@ -1696,18 +1700,18 @@
                 <w:rFonts w:ascii="Avenir Next" w:hAnsi="Avenir Next" w:cs="Avenir Next" w:eastAsia="Avenir Next"/>
                 <w:b/>
                 <w:color w:val="1A1A1A"/>
+                <w:sz w:val="22"/>
+                <w:szCs w:val="20"/>
+              </w:rPr>
+              <w:t xml:space="preserve">5.</w:t>
+            </w:r>
+            <w:r>
+              <w:rPr>
+                <w:rFonts w:ascii="Avenir Next" w:hAnsi="Avenir Next" w:cs="Avenir Next" w:eastAsia="Avenir Next"/>
+                <w:color w:val="1A1A1A"/>
                 <w:sz w:val="20"/>
                 <w:szCs w:val="20"/>
               </w:rPr>
-              <w:t xml:space="preserve">5.</w:t>
-            </w:r>
-            <w:r>
-              <w:rPr>
-                <w:rFonts w:ascii="Avenir Next" w:hAnsi="Avenir Next" w:cs="Avenir Next" w:eastAsia="Avenir Next"/>
-                <w:color w:val="1A1A1A"/>
-                <w:sz w:val="20"/>
-                <w:szCs w:val="20"/>
-              </w:rPr>
               <w:tab/>
             </w:r>
             <w:r>
@@ -1715,7 +1719,7 @@
                 <w:rFonts w:ascii="Avenir Next" w:hAnsi="Avenir Next" w:cs="Avenir Next" w:eastAsia="Avenir Next"/>
                 <w:b/>
                 <w:color w:val="1A1A1A"/>
-                <w:sz w:val="20"/>
+                <w:sz w:val="22"/>
                 <w:szCs w:val="20"/>
               </w:rPr>
               <w:t xml:space="preserve">Which Mirror?  </w:t>
@@ -1724,7 +1728,7 @@
               <w:rPr>
                 <w:rFonts w:ascii="Avenir Next" w:hAnsi="Avenir Next" w:cs="Avenir Next" w:eastAsia="Avenir Next"/>
                 <w:color w:val="1A1A1A"/>
-                <w:sz w:val="20"/>
+                <w:sz w:val="22"/>
                 <w:szCs w:val="20"/>
               </w:rPr>
               <w:t xml:space="preserve">Point P is at (−4, 7) and point Q is at (4, 7). Across which axis are they reflections? How do the coordinates show it?</w:t>
@@ -1741,7 +1745,7 @@
                 <w:rFonts w:ascii="Avenir Next" w:hAnsi="Avenir Next" w:cs="Avenir Next" w:eastAsia="Avenir Next"/>
                 <w:b/>
                 <w:color w:val="003A70"/>
-                <w:sz w:val="17"/>
+                <w:sz w:val="22"/>
                 <w:szCs w:val="17"/>
               </w:rPr>
               <w:t xml:space="preserve">Hint  </w:t>
@@ -1751,7 +1755,7 @@
                 <w:rFonts w:ascii="Avenir Next" w:hAnsi="Avenir Next" w:cs="Avenir Next" w:eastAsia="Avenir Next"/>
                 <w:i/>
                 <w:color w:val="5A5F66"/>
-                <w:sz w:val="17"/>
+                <w:sz w:val="22"/>
                 <w:szCs w:val="17"/>
               </w:rPr>
               <w:t xml:space="preserve">Which coordinate changed sign?</w:t>
@@ -1797,7 +1801,7 @@
                 </w:tcPr>
                 <w:p>
                   <w:pPr>
-                    <w:spacing w:before="0" w:after="0" w:line="240" w:lineRule="auto"/>
+                    <w:spacing w:before="0" w:after="0" w:line="50" w:lineRule="exact"/>
                   </w:pPr>
                 </w:p>
               </w:tc>
@@ -1817,7 +1821,7 @@
                 </w:tcPr>
                 <w:p>
                   <w:pPr>
-                    <w:spacing w:before="0" w:after="0" w:line="240" w:lineRule="auto"/>
+                    <w:spacing w:before="0" w:after="0" w:line="50" w:lineRule="exact"/>
                   </w:pPr>
                 </w:p>
               </w:tc>
@@ -1825,7 +1829,7 @@
           </w:tbl>
           <w:p>
             <w:pPr>
-              <w:spacing w:before="0" w:after="0" w:line="24" w:lineRule="auto"/>
+              <w:spacing w:before="0" w:after="0" w:line="50" w:lineRule="exact"/>
             </w:pPr>
           </w:p>
         </w:tc>
@@ -1833,12 +1837,12 @@
     </w:tbl>
     <w:p>
       <w:pPr>
-        <w:spacing w:before="0" w:after="0" w:line="20" w:lineRule="exact"/>
+        <w:spacing w:before="0" w:after="0" w:line="50" w:lineRule="exact"/>
       </w:pPr>
     </w:p>
     <w:p>
       <w:pPr>
-        <w:spacing w:before="0" w:after="0" w:line="20" w:lineRule="exact"/>
+        <w:spacing w:before="0" w:after="0" w:line="50" w:lineRule="exact"/>
       </w:pPr>
     </w:p>
     <w:tbl>
@@ -1888,18 +1892,18 @@
                 <w:rFonts w:ascii="Avenir Next" w:hAnsi="Avenir Next" w:cs="Avenir Next" w:eastAsia="Avenir Next"/>
                 <w:b/>
                 <w:color w:val="1A1A1A"/>
+                <w:sz w:val="22"/>
+                <w:szCs w:val="20"/>
+              </w:rPr>
+              <w:t xml:space="preserve">6.</w:t>
+            </w:r>
+            <w:r>
+              <w:rPr>
+                <w:rFonts w:ascii="Avenir Next" w:hAnsi="Avenir Next" w:cs="Avenir Next" w:eastAsia="Avenir Next"/>
+                <w:color w:val="1A1A1A"/>
                 <w:sz w:val="20"/>
                 <w:szCs w:val="20"/>
               </w:rPr>
-              <w:t xml:space="preserve">6.</w:t>
-            </w:r>
-            <w:r>
-              <w:rPr>
-                <w:rFonts w:ascii="Avenir Next" w:hAnsi="Avenir Next" w:cs="Avenir Next" w:eastAsia="Avenir Next"/>
-                <w:color w:val="1A1A1A"/>
-                <w:sz w:val="20"/>
-                <w:szCs w:val="20"/>
-              </w:rPr>
               <w:tab/>
             </w:r>
             <w:r>
@@ -1907,7 +1911,7 @@
                 <w:rFonts w:ascii="Avenir Next" w:hAnsi="Avenir Next" w:cs="Avenir Next" w:eastAsia="Avenir Next"/>
                 <w:b/>
                 <w:color w:val="1A1A1A"/>
-                <w:sz w:val="20"/>
+                <w:sz w:val="22"/>
                 <w:szCs w:val="20"/>
               </w:rPr>
               <w:t xml:space="preserve">Ana’s Image.  </w:t>
@@ -1916,7 +1920,7 @@
               <w:rPr>
                 <w:rFonts w:ascii="Avenir Next" w:hAnsi="Avenir Next" w:cs="Avenir Next" w:eastAsia="Avenir Next"/>
                 <w:color w:val="1A1A1A"/>
-                <w:sz w:val="20"/>
+                <w:sz w:val="22"/>
                 <w:szCs w:val="20"/>
               </w:rPr>
               <w:t xml:space="preserve">Ana says reflecting (4, −5) across the y-axis gives (4, 5). What did she mix up? Write the correct image.</w:t>
@@ -1933,7 +1937,7 @@
                 <w:rFonts w:ascii="Avenir Next" w:hAnsi="Avenir Next" w:cs="Avenir Next" w:eastAsia="Avenir Next"/>
                 <w:b/>
                 <w:color w:val="003A70"/>
-                <w:sz w:val="17"/>
+                <w:sz w:val="22"/>
                 <w:szCs w:val="17"/>
               </w:rPr>
               <w:t xml:space="preserve">Hint  </w:t>
@@ -1943,7 +1947,7 @@
                 <w:rFonts w:ascii="Avenir Next" w:hAnsi="Avenir Next" w:cs="Avenir Next" w:eastAsia="Avenir Next"/>
                 <w:i/>
                 <w:color w:val="5A5F66"/>
-                <w:sz w:val="17"/>
+                <w:sz w:val="22"/>
                 <w:szCs w:val="17"/>
               </w:rPr>
               <w:t xml:space="preserve">Across the y-axis, y stays the same.</w:t>
@@ -1951,7 +1955,7 @@
           </w:p>
           <w:p>
             <w:pPr>
-              <w:spacing w:before="0" w:after="0" w:line="60" w:lineRule="auto"/>
+              <w:spacing w:before="0" w:after="0" w:line="50" w:lineRule="exact"/>
             </w:pPr>
           </w:p>
           <w:tbl>
@@ -2020,7 +2024,7 @@
                 <w:rFonts w:ascii="Avenir Next" w:hAnsi="Avenir Next" w:cs="Avenir Next" w:eastAsia="Avenir Next"/>
                 <w:b/>
                 <w:color w:val="1A1A1A"/>
-                <w:sz w:val="18"/>
+                <w:sz w:val="22"/>
                 <w:szCs w:val="18"/>
               </w:rPr>
               <w:t xml:space="preserve">Image</w:t>
@@ -2040,12 +2044,12 @@
     </w:tbl>
     <w:p>
       <w:pPr>
-        <w:spacing w:before="0" w:after="0" w:line="20" w:lineRule="exact"/>
+        <w:spacing w:before="0" w:after="0" w:line="50" w:lineRule="exact"/>
       </w:pPr>
     </w:p>
     <w:p>
       <w:pPr>
-        <w:spacing w:before="0" w:after="0" w:line="20" w:lineRule="exact"/>
+        <w:spacing w:before="0" w:after="0" w:line="50" w:lineRule="exact"/>
       </w:pPr>
     </w:p>
     <w:tbl>
@@ -2095,18 +2099,18 @@
                 <w:rFonts w:ascii="Avenir Next" w:hAnsi="Avenir Next" w:cs="Avenir Next" w:eastAsia="Avenir Next"/>
                 <w:b/>
                 <w:color w:val="1A1A1A"/>
+                <w:sz w:val="22"/>
+                <w:szCs w:val="20"/>
+              </w:rPr>
+              <w:t xml:space="preserve">7.</w:t>
+            </w:r>
+            <w:r>
+              <w:rPr>
+                <w:rFonts w:ascii="Avenir Next" w:hAnsi="Avenir Next" w:cs="Avenir Next" w:eastAsia="Avenir Next"/>
+                <w:color w:val="1A1A1A"/>
                 <w:sz w:val="20"/>
                 <w:szCs w:val="20"/>
               </w:rPr>
-              <w:t xml:space="preserve">7.</w:t>
-            </w:r>
-            <w:r>
-              <w:rPr>
-                <w:rFonts w:ascii="Avenir Next" w:hAnsi="Avenir Next" w:cs="Avenir Next" w:eastAsia="Avenir Next"/>
-                <w:color w:val="1A1A1A"/>
-                <w:sz w:val="20"/>
-                <w:szCs w:val="20"/>
-              </w:rPr>
               <w:tab/>
             </w:r>
             <w:r>
@@ -2114,7 +2118,7 @@
                 <w:rFonts w:ascii="Avenir Next" w:hAnsi="Avenir Next" w:cs="Avenir Next" w:eastAsia="Avenir Next"/>
                 <w:b/>
                 <w:color w:val="1A1A1A"/>
-                <w:sz w:val="20"/>
+                <w:sz w:val="22"/>
                 <w:szCs w:val="20"/>
               </w:rPr>
               <w:t xml:space="preserve">Double Flip.  </w:t>
@@ -2123,7 +2127,7 @@
               <w:rPr>
                 <w:rFonts w:ascii="Avenir Next" w:hAnsi="Avenir Next" w:cs="Avenir Next" w:eastAsia="Avenir Next"/>
                 <w:color w:val="1A1A1A"/>
-                <w:sz w:val="20"/>
+                <w:sz w:val="22"/>
                 <w:szCs w:val="20"/>
               </w:rPr>
               <w:t xml:space="preserve">Theo’s marker at (−6, −3) reflects across the x-axis. Then that image reflects across the y-axis.</w:t>
@@ -2143,25 +2147,25 @@
                 <w:rFonts w:ascii="Avenir Next" w:hAnsi="Avenir Next" w:cs="Avenir Next" w:eastAsia="Avenir Next"/>
                 <w:b/>
                 <w:color w:val="003A70"/>
+                <w:sz w:val="22"/>
+                <w:szCs w:val="20"/>
+              </w:rPr>
+              <w:t xml:space="preserve">a.</w:t>
+            </w:r>
+            <w:r>
+              <w:rPr>
+                <w:rFonts w:ascii="Avenir Next" w:hAnsi="Avenir Next" w:cs="Avenir Next" w:eastAsia="Avenir Next"/>
+                <w:color w:val="1A1A1A"/>
                 <w:sz w:val="20"/>
                 <w:szCs w:val="20"/>
               </w:rPr>
-              <w:t xml:space="preserve">a.</w:t>
-            </w:r>
-            <w:r>
-              <w:rPr>
-                <w:rFonts w:ascii="Avenir Next" w:hAnsi="Avenir Next" w:cs="Avenir Next" w:eastAsia="Avenir Next"/>
-                <w:color w:val="1A1A1A"/>
-                <w:sz w:val="20"/>
-                <w:szCs w:val="20"/>
-              </w:rPr>
               <w:tab/>
             </w:r>
             <w:r>
               <w:rPr>
                 <w:rFonts w:ascii="Avenir Next" w:hAnsi="Avenir Next" w:cs="Avenir Next" w:eastAsia="Avenir Next"/>
                 <w:color w:val="1A1A1A"/>
-                <w:sz w:val="20"/>
+                <w:sz w:val="22"/>
                 <w:szCs w:val="20"/>
               </w:rPr>
               <w:t xml:space="preserve">First image:</w:t>
@@ -2200,25 +2204,25 @@
                 <w:rFonts w:ascii="Avenir Next" w:hAnsi="Avenir Next" w:cs="Avenir Next" w:eastAsia="Avenir Next"/>
                 <w:b/>
                 <w:color w:val="003A70"/>
+                <w:sz w:val="22"/>
+                <w:szCs w:val="20"/>
+              </w:rPr>
+              <w:t xml:space="preserve">b.</w:t>
+            </w:r>
+            <w:r>
+              <w:rPr>
+                <w:rFonts w:ascii="Avenir Next" w:hAnsi="Avenir Next" w:cs="Avenir Next" w:eastAsia="Avenir Next"/>
+                <w:color w:val="1A1A1A"/>
                 <w:sz w:val="20"/>
                 <w:szCs w:val="20"/>
               </w:rPr>
-              <w:t xml:space="preserve">b.</w:t>
-            </w:r>
-            <w:r>
-              <w:rPr>
-                <w:rFonts w:ascii="Avenir Next" w:hAnsi="Avenir Next" w:cs="Avenir Next" w:eastAsia="Avenir Next"/>
-                <w:color w:val="1A1A1A"/>
-                <w:sz w:val="20"/>
-                <w:szCs w:val="20"/>
-              </w:rPr>
               <w:tab/>
             </w:r>
             <w:r>
               <w:rPr>
                 <w:rFonts w:ascii="Avenir Next" w:hAnsi="Avenir Next" w:cs="Avenir Next" w:eastAsia="Avenir Next"/>
                 <w:color w:val="1A1A1A"/>
-                <w:sz w:val="20"/>
+                <w:sz w:val="22"/>
                 <w:szCs w:val="20"/>
               </w:rPr>
               <w:t xml:space="preserve">Final image:</w:t>
@@ -2257,25 +2261,25 @@
                 <w:rFonts w:ascii="Avenir Next" w:hAnsi="Avenir Next" w:cs="Avenir Next" w:eastAsia="Avenir Next"/>
                 <w:b/>
                 <w:color w:val="003A70"/>
+                <w:sz w:val="22"/>
+                <w:szCs w:val="20"/>
+              </w:rPr>
+              <w:t xml:space="preserve">c.</w:t>
+            </w:r>
+            <w:r>
+              <w:rPr>
+                <w:rFonts w:ascii="Avenir Next" w:hAnsi="Avenir Next" w:cs="Avenir Next" w:eastAsia="Avenir Next"/>
+                <w:color w:val="1A1A1A"/>
                 <w:sz w:val="20"/>
                 <w:szCs w:val="20"/>
               </w:rPr>
-              <w:t xml:space="preserve">c.</w:t>
-            </w:r>
-            <w:r>
-              <w:rPr>
-                <w:rFonts w:ascii="Avenir Next" w:hAnsi="Avenir Next" w:cs="Avenir Next" w:eastAsia="Avenir Next"/>
-                <w:color w:val="1A1A1A"/>
-                <w:sz w:val="20"/>
-                <w:szCs w:val="20"/>
-              </w:rPr>
               <w:tab/>
             </w:r>
             <w:r>
               <w:rPr>
                 <w:rFonts w:ascii="Avenir Next" w:hAnsi="Avenir Next" w:cs="Avenir Next" w:eastAsia="Avenir Next"/>
                 <w:color w:val="1A1A1A"/>
-                <w:sz w:val="20"/>
+                <w:sz w:val="22"/>
                 <w:szCs w:val="20"/>
               </w:rPr>
               <w:t xml:space="preserve">Quadrant of the final image:</w:t>
@@ -2305,12 +2309,12 @@
     </w:tbl>
     <w:p>
       <w:pPr>
-        <w:spacing w:before="0" w:after="0" w:line="20" w:lineRule="exact"/>
+        <w:spacing w:before="0" w:after="0" w:line="50" w:lineRule="exact"/>
       </w:pPr>
     </w:p>
     <w:p>
       <w:pPr>
-        <w:spacing w:before="0" w:after="0" w:line="20" w:lineRule="exact"/>
+        <w:spacing w:before="0" w:after="0" w:line="50" w:lineRule="exact"/>
       </w:pPr>
     </w:p>
     <w:tbl>
@@ -2360,18 +2364,18 @@
                 <w:rFonts w:ascii="Avenir Next" w:hAnsi="Avenir Next" w:cs="Avenir Next" w:eastAsia="Avenir Next"/>
                 <w:b/>
                 <w:color w:val="1A1A1A"/>
+                <w:sz w:val="22"/>
+                <w:szCs w:val="20"/>
+              </w:rPr>
+              <w:t xml:space="preserve">8.</w:t>
+            </w:r>
+            <w:r>
+              <w:rPr>
+                <w:rFonts w:ascii="Avenir Next" w:hAnsi="Avenir Next" w:cs="Avenir Next" w:eastAsia="Avenir Next"/>
+                <w:color w:val="1A1A1A"/>
                 <w:sz w:val="20"/>
                 <w:szCs w:val="20"/>
               </w:rPr>
-              <w:t xml:space="preserve">8.</w:t>
-            </w:r>
-            <w:r>
-              <w:rPr>
-                <w:rFonts w:ascii="Avenir Next" w:hAnsi="Avenir Next" w:cs="Avenir Next" w:eastAsia="Avenir Next"/>
-                <w:color w:val="1A1A1A"/>
-                <w:sz w:val="20"/>
-                <w:szCs w:val="20"/>
-              </w:rPr>
               <w:tab/>
             </w:r>
             <w:r>
@@ -2379,7 +2383,7 @@
                 <w:rFonts w:ascii="Avenir Next" w:hAnsi="Avenir Next" w:cs="Avenir Next" w:eastAsia="Avenir Next"/>
                 <w:b/>
                 <w:color w:val="1A1A1A"/>
-                <w:sz w:val="20"/>
+                <w:sz w:val="22"/>
                 <w:szCs w:val="20"/>
               </w:rPr>
               <w:t xml:space="preserve">Design Symmetry.  </w:t>
@@ -2388,7 +2392,7 @@
               <w:rPr>
                 <w:rFonts w:ascii="Avenir Next" w:hAnsi="Avenir Next" w:cs="Avenir Next" w:eastAsia="Avenir Next"/>
                 <w:color w:val="1A1A1A"/>
-                <w:sz w:val="20"/>
+                <w:sz w:val="22"/>
                 <w:szCs w:val="20"/>
               </w:rPr>
               <w:t xml:space="preserve">A designer puts a corner at A(5, 2) and wants matching corners in the other three quadrants.</w:t>
@@ -2408,25 +2412,25 @@
                 <w:rFonts w:ascii="Avenir Next" w:hAnsi="Avenir Next" w:cs="Avenir Next" w:eastAsia="Avenir Next"/>
                 <w:b/>
                 <w:color w:val="003A70"/>
+                <w:sz w:val="22"/>
+                <w:szCs w:val="20"/>
+              </w:rPr>
+              <w:t xml:space="preserve">a.</w:t>
+            </w:r>
+            <w:r>
+              <w:rPr>
+                <w:rFonts w:ascii="Avenir Next" w:hAnsi="Avenir Next" w:cs="Avenir Next" w:eastAsia="Avenir Next"/>
+                <w:color w:val="1A1A1A"/>
                 <w:sz w:val="20"/>
                 <w:szCs w:val="20"/>
               </w:rPr>
-              <w:t xml:space="preserve">a.</w:t>
-            </w:r>
-            <w:r>
-              <w:rPr>
-                <w:rFonts w:ascii="Avenir Next" w:hAnsi="Avenir Next" w:cs="Avenir Next" w:eastAsia="Avenir Next"/>
-                <w:color w:val="1A1A1A"/>
-                <w:sz w:val="20"/>
-                <w:szCs w:val="20"/>
-              </w:rPr>
               <w:tab/>
             </w:r>
             <w:r>
               <w:rPr>
                 <w:rFonts w:ascii="Avenir Next" w:hAnsi="Avenir Next" w:cs="Avenir Next" w:eastAsia="Avenir Next"/>
                 <w:color w:val="1A1A1A"/>
-                <w:sz w:val="20"/>
+                <w:sz w:val="22"/>
                 <w:szCs w:val="20"/>
               </w:rPr>
               <w:t xml:space="preserve">Reflect A across the y-axis.</w:t>
@@ -2465,25 +2469,25 @@
                 <w:rFonts w:ascii="Avenir Next" w:hAnsi="Avenir Next" w:cs="Avenir Next" w:eastAsia="Avenir Next"/>
                 <w:b/>
                 <w:color w:val="003A70"/>
+                <w:sz w:val="22"/>
+                <w:szCs w:val="20"/>
+              </w:rPr>
+              <w:t xml:space="preserve">b.</w:t>
+            </w:r>
+            <w:r>
+              <w:rPr>
+                <w:rFonts w:ascii="Avenir Next" w:hAnsi="Avenir Next" w:cs="Avenir Next" w:eastAsia="Avenir Next"/>
+                <w:color w:val="1A1A1A"/>
                 <w:sz w:val="20"/>
                 <w:szCs w:val="20"/>
               </w:rPr>
-              <w:t xml:space="preserve">b.</w:t>
-            </w:r>
-            <w:r>
-              <w:rPr>
-                <w:rFonts w:ascii="Avenir Next" w:hAnsi="Avenir Next" w:cs="Avenir Next" w:eastAsia="Avenir Next"/>
-                <w:color w:val="1A1A1A"/>
-                <w:sz w:val="20"/>
-                <w:szCs w:val="20"/>
-              </w:rPr>
               <w:tab/>
             </w:r>
             <w:r>
               <w:rPr>
                 <w:rFonts w:ascii="Avenir Next" w:hAnsi="Avenir Next" w:cs="Avenir Next" w:eastAsia="Avenir Next"/>
                 <w:color w:val="1A1A1A"/>
-                <w:sz w:val="20"/>
+                <w:sz w:val="22"/>
                 <w:szCs w:val="20"/>
               </w:rPr>
               <w:t xml:space="preserve">Reflect A across the x-axis.</w:t>
@@ -2522,25 +2526,25 @@
                 <w:rFonts w:ascii="Avenir Next" w:hAnsi="Avenir Next" w:cs="Avenir Next" w:eastAsia="Avenir Next"/>
                 <w:b/>
                 <w:color w:val="003A70"/>
+                <w:sz w:val="22"/>
+                <w:szCs w:val="20"/>
+              </w:rPr>
+              <w:t xml:space="preserve">c.</w:t>
+            </w:r>
+            <w:r>
+              <w:rPr>
+                <w:rFonts w:ascii="Avenir Next" w:hAnsi="Avenir Next" w:cs="Avenir Next" w:eastAsia="Avenir Next"/>
+                <w:color w:val="1A1A1A"/>
                 <w:sz w:val="20"/>
                 <w:szCs w:val="20"/>
               </w:rPr>
-              <w:t xml:space="preserve">c.</w:t>
-            </w:r>
-            <w:r>
-              <w:rPr>
-                <w:rFonts w:ascii="Avenir Next" w:hAnsi="Avenir Next" w:cs="Avenir Next" w:eastAsia="Avenir Next"/>
-                <w:color w:val="1A1A1A"/>
-                <w:sz w:val="20"/>
-                <w:szCs w:val="20"/>
-              </w:rPr>
               <w:tab/>
             </w:r>
             <w:r>
               <w:rPr>
                 <w:rFonts w:ascii="Avenir Next" w:hAnsi="Avenir Next" w:cs="Avenir Next" w:eastAsia="Avenir Next"/>
                 <w:color w:val="1A1A1A"/>
-                <w:sz w:val="20"/>
+                <w:sz w:val="22"/>
                 <w:szCs w:val="20"/>
               </w:rPr>
               <w:t xml:space="preserve">Name the fourth corner. How did you find it?</w:t>
@@ -2570,11 +2574,12 @@
     </w:tbl>
     <w:p>
       <w:pPr>
-        <w:spacing w:before="0" w:after="0" w:line="20" w:lineRule="exact"/>
+        <w:spacing w:before="0" w:after="0" w:line="50" w:lineRule="exact"/>
       </w:pPr>
     </w:p>
     <w:p>
       <w:pPr>
+        <w:pStyle w:val="Heading2"/>
         <w:keepNext/>
         <w:pBdr>
           <w:bottom w:val="single" w:sz="8" w:space="3" w:color="003A70"/>
@@ -2590,7 +2595,7 @@
           <w:b/>
           <w:color w:val="003A70"/>
           <w:spacing w:val="14"/>
-          <w:sz w:val="19"/>
+          <w:sz w:val="22"/>
           <w:szCs w:val="19"/>
         </w:rPr>
         <w:t xml:space="preserve">FIND THE ERROR</w:t>
@@ -2609,7 +2614,7 @@
           <w:rFonts w:ascii="Avenir Next" w:hAnsi="Avenir Next" w:cs="Avenir Next" w:eastAsia="Avenir Next"/>
           <w:i/>
           <w:color w:val="5A5F66"/>
-          <w:sz w:val="17"/>
+          <w:sz w:val="22"/>
           <w:szCs w:val="17"/>
         </w:rPr>
         <w:t xml:space="preserve">explain the mistake, then fix it</w:t>
@@ -2617,7 +2622,7 @@
     </w:p>
     <w:p>
       <w:pPr>
-        <w:spacing w:before="0" w:after="0" w:line="20" w:lineRule="exact"/>
+        <w:spacing w:before="0" w:after="0" w:line="50" w:lineRule="exact"/>
       </w:pPr>
     </w:p>
     <w:tbl>
@@ -2667,18 +2672,18 @@
                 <w:rFonts w:ascii="Avenir Next" w:hAnsi="Avenir Next" w:cs="Avenir Next" w:eastAsia="Avenir Next"/>
                 <w:b/>
                 <w:color w:val="1A1A1A"/>
+                <w:sz w:val="22"/>
+                <w:szCs w:val="20"/>
+              </w:rPr>
+              <w:t xml:space="preserve">9.</w:t>
+            </w:r>
+            <w:r>
+              <w:rPr>
+                <w:rFonts w:ascii="Avenir Next" w:hAnsi="Avenir Next" w:cs="Avenir Next" w:eastAsia="Avenir Next"/>
+                <w:color w:val="1A1A1A"/>
                 <w:sz w:val="20"/>
                 <w:szCs w:val="20"/>
               </w:rPr>
-              <w:t xml:space="preserve">9.</w:t>
-            </w:r>
-            <w:r>
-              <w:rPr>
-                <w:rFonts w:ascii="Avenir Next" w:hAnsi="Avenir Next" w:cs="Avenir Next" w:eastAsia="Avenir Next"/>
-                <w:color w:val="1A1A1A"/>
-                <w:sz w:val="20"/>
-                <w:szCs w:val="20"/>
-              </w:rPr>
               <w:tab/>
             </w:r>
             <w:r>
@@ -2686,7 +2691,7 @@
                 <w:rFonts w:ascii="Avenir Next" w:hAnsi="Avenir Next" w:cs="Avenir Next" w:eastAsia="Avenir Next"/>
                 <w:b/>
                 <w:color w:val="1A1A1A"/>
-                <w:sz w:val="20"/>
+                <w:sz w:val="22"/>
                 <w:szCs w:val="20"/>
               </w:rPr>
               <w:t xml:space="preserve">Mateo’s Work.  </w:t>
@@ -2695,7 +2700,7 @@
               <w:rPr>
                 <w:rFonts w:ascii="Avenir Next" w:hAnsi="Avenir Next" w:cs="Avenir Next" w:eastAsia="Avenir Next"/>
                 <w:color w:val="1A1A1A"/>
-                <w:sz w:val="20"/>
+                <w:sz w:val="22"/>
                 <w:szCs w:val="20"/>
               </w:rPr>
               <w:t xml:space="preserve">To reflect (−7, 2) across the x-axis, Mateo flipped both signs and wrote (7, −2). Explain his mistake. Then write the correct image.</w:t>
@@ -2741,7 +2746,7 @@
                 </w:tcPr>
                 <w:p>
                   <w:pPr>
-                    <w:spacing w:before="0" w:after="0" w:line="240" w:lineRule="auto"/>
+                    <w:spacing w:before="0" w:after="0" w:line="50" w:lineRule="exact"/>
                   </w:pPr>
                 </w:p>
               </w:tc>
@@ -2761,7 +2766,7 @@
                 </w:tcPr>
                 <w:p>
                   <w:pPr>
-                    <w:spacing w:before="0" w:after="0" w:line="240" w:lineRule="auto"/>
+                    <w:spacing w:before="0" w:after="0" w:line="50" w:lineRule="exact"/>
                   </w:pPr>
                 </w:p>
               </w:tc>
@@ -2769,7 +2774,7 @@
           </w:tbl>
           <w:p>
             <w:pPr>
-              <w:spacing w:before="0" w:after="0" w:line="24" w:lineRule="auto"/>
+              <w:spacing w:before="0" w:after="0" w:line="50" w:lineRule="exact"/>
             </w:pPr>
           </w:p>
         </w:tc>
@@ -2777,11 +2782,12 @@
     </w:tbl>
     <w:p>
       <w:pPr>
-        <w:spacing w:before="0" w:after="0" w:line="20" w:lineRule="exact"/>
+        <w:spacing w:before="0" w:after="0" w:line="50" w:lineRule="exact"/>
       </w:pPr>
     </w:p>
     <w:p>
       <w:pPr>
+        <w:pStyle w:val="Heading2"/>
         <w:keepNext/>
         <w:pBdr>
           <w:bottom w:val="single" w:sz="8" w:space="3" w:color="003A70"/>
@@ -2797,7 +2803,7 @@
           <w:b/>
           <w:color w:val="003A70"/>
           <w:spacing w:val="14"/>
-          <w:sz w:val="19"/>
+          <w:sz w:val="22"/>
           <w:szCs w:val="19"/>
         </w:rPr>
         <w:t xml:space="preserve">TEST PRACTICE</w:t>
@@ -2816,7 +2822,7 @@
           <w:rFonts w:ascii="Avenir Next" w:hAnsi="Avenir Next" w:cs="Avenir Next" w:eastAsia="Avenir Next"/>
           <w:i/>
           <w:color w:val="5A5F66"/>
-          <w:sz w:val="17"/>
+          <w:sz w:val="22"/>
           <w:szCs w:val="17"/>
         </w:rPr>
         <w:t xml:space="preserve">choose the best answer</w:t>
@@ -2824,7 +2830,7 @@
     </w:p>
     <w:p>
       <w:pPr>
-        <w:spacing w:before="0" w:after="0" w:line="20" w:lineRule="exact"/>
+        <w:spacing w:before="0" w:after="0" w:line="50" w:lineRule="exact"/>
       </w:pPr>
     </w:p>
     <w:tbl>
@@ -2874,25 +2880,25 @@
                 <w:rFonts w:ascii="Avenir Next" w:hAnsi="Avenir Next" w:cs="Avenir Next" w:eastAsia="Avenir Next"/>
                 <w:b/>
                 <w:color w:val="1A1A1A"/>
+                <w:sz w:val="22"/>
+                <w:szCs w:val="20"/>
+              </w:rPr>
+              <w:t xml:space="preserve">10.</w:t>
+            </w:r>
+            <w:r>
+              <w:rPr>
+                <w:rFonts w:ascii="Avenir Next" w:hAnsi="Avenir Next" w:cs="Avenir Next" w:eastAsia="Avenir Next"/>
+                <w:color w:val="1A1A1A"/>
                 <w:sz w:val="20"/>
                 <w:szCs w:val="20"/>
               </w:rPr>
-              <w:t xml:space="preserve">10.</w:t>
-            </w:r>
-            <w:r>
-              <w:rPr>
-                <w:rFonts w:ascii="Avenir Next" w:hAnsi="Avenir Next" w:cs="Avenir Next" w:eastAsia="Avenir Next"/>
-                <w:color w:val="1A1A1A"/>
-                <w:sz w:val="20"/>
-                <w:szCs w:val="20"/>
-              </w:rPr>
               <w:tab/>
             </w:r>
             <w:r>
               <w:rPr>
                 <w:rFonts w:ascii="Avenir Next" w:hAnsi="Avenir Next" w:cs="Avenir Next" w:eastAsia="Avenir Next"/>
                 <w:color w:val="1A1A1A"/>
-                <w:sz w:val="20"/>
+                <w:sz w:val="22"/>
                 <w:szCs w:val="20"/>
               </w:rPr>
               <w:t xml:space="preserve">Reflecting (5, 3) across the x-axis gives —</w:t>
@@ -2948,25 +2954,25 @@
                       <w:rFonts w:ascii="Avenir Next" w:hAnsi="Avenir Next" w:cs="Avenir Next" w:eastAsia="Avenir Next"/>
                       <w:b/>
                       <w:color w:val="003A70"/>
+                      <w:sz w:val="22"/>
+                      <w:szCs w:val="19"/>
+                    </w:rPr>
+                    <w:t xml:space="preserve">A</w:t>
+                  </w:r>
+                  <w:r>
+                    <w:rPr>
+                      <w:rFonts w:ascii="Avenir Next" w:hAnsi="Avenir Next" w:cs="Avenir Next" w:eastAsia="Avenir Next"/>
+                      <w:color w:val="1A1A1A"/>
                       <w:sz w:val="19"/>
                       <w:szCs w:val="19"/>
                     </w:rPr>
-                    <w:t xml:space="preserve">A</w:t>
-                  </w:r>
-                  <w:r>
-                    <w:rPr>
-                      <w:rFonts w:ascii="Avenir Next" w:hAnsi="Avenir Next" w:cs="Avenir Next" w:eastAsia="Avenir Next"/>
-                      <w:color w:val="1A1A1A"/>
-                      <w:sz w:val="19"/>
-                      <w:szCs w:val="19"/>
-                    </w:rPr>
                     <w:tab/>
                   </w:r>
                   <w:r>
                     <w:rPr>
                       <w:rFonts w:ascii="Avenir Next" w:hAnsi="Avenir Next" w:cs="Avenir Next" w:eastAsia="Avenir Next"/>
                       <w:color w:val="1A1A1A"/>
-                      <w:sz w:val="19"/>
+                      <w:sz w:val="22"/>
                       <w:szCs w:val="19"/>
                     </w:rPr>
                     <w:t xml:space="preserve">(−5, 3)</w:t>
@@ -2991,25 +2997,25 @@
                       <w:rFonts w:ascii="Avenir Next" w:hAnsi="Avenir Next" w:cs="Avenir Next" w:eastAsia="Avenir Next"/>
                       <w:b/>
                       <w:color w:val="003A70"/>
+                      <w:sz w:val="22"/>
+                      <w:szCs w:val="19"/>
+                    </w:rPr>
+                    <w:t xml:space="preserve">B</w:t>
+                  </w:r>
+                  <w:r>
+                    <w:rPr>
+                      <w:rFonts w:ascii="Avenir Next" w:hAnsi="Avenir Next" w:cs="Avenir Next" w:eastAsia="Avenir Next"/>
+                      <w:color w:val="1A1A1A"/>
                       <w:sz w:val="19"/>
                       <w:szCs w:val="19"/>
                     </w:rPr>
-                    <w:t xml:space="preserve">B</w:t>
-                  </w:r>
-                  <w:r>
-                    <w:rPr>
-                      <w:rFonts w:ascii="Avenir Next" w:hAnsi="Avenir Next" w:cs="Avenir Next" w:eastAsia="Avenir Next"/>
-                      <w:color w:val="1A1A1A"/>
-                      <w:sz w:val="19"/>
-                      <w:szCs w:val="19"/>
-                    </w:rPr>
                     <w:tab/>
                   </w:r>
                   <w:r>
                     <w:rPr>
                       <w:rFonts w:ascii="Avenir Next" w:hAnsi="Avenir Next" w:cs="Avenir Next" w:eastAsia="Avenir Next"/>
                       <w:color w:val="1A1A1A"/>
-                      <w:sz w:val="19"/>
+                      <w:sz w:val="22"/>
                       <w:szCs w:val="19"/>
                     </w:rPr>
                     <w:t xml:space="preserve">(5, −3)</w:t>
@@ -3034,25 +3040,25 @@
                       <w:rFonts w:ascii="Avenir Next" w:hAnsi="Avenir Next" w:cs="Avenir Next" w:eastAsia="Avenir Next"/>
                       <w:b/>
                       <w:color w:val="003A70"/>
+                      <w:sz w:val="22"/>
+                      <w:szCs w:val="19"/>
+                    </w:rPr>
+                    <w:t xml:space="preserve">C</w:t>
+                  </w:r>
+                  <w:r>
+                    <w:rPr>
+                      <w:rFonts w:ascii="Avenir Next" w:hAnsi="Avenir Next" w:cs="Avenir Next" w:eastAsia="Avenir Next"/>
+                      <w:color w:val="1A1A1A"/>
                       <w:sz w:val="19"/>
                       <w:szCs w:val="19"/>
                     </w:rPr>
-                    <w:t xml:space="preserve">C</w:t>
-                  </w:r>
-                  <w:r>
-                    <w:rPr>
-                      <w:rFonts w:ascii="Avenir Next" w:hAnsi="Avenir Next" w:cs="Avenir Next" w:eastAsia="Avenir Next"/>
-                      <w:color w:val="1A1A1A"/>
-                      <w:sz w:val="19"/>
-                      <w:szCs w:val="19"/>
-                    </w:rPr>
                     <w:tab/>
                   </w:r>
                   <w:r>
                     <w:rPr>
                       <w:rFonts w:ascii="Avenir Next" w:hAnsi="Avenir Next" w:cs="Avenir Next" w:eastAsia="Avenir Next"/>
                       <w:color w:val="1A1A1A"/>
-                      <w:sz w:val="19"/>
+                      <w:sz w:val="22"/>
                       <w:szCs w:val="19"/>
                     </w:rPr>
                     <w:t xml:space="preserve">(−5, −3)</w:t>
@@ -3077,25 +3083,25 @@
                       <w:rFonts w:ascii="Avenir Next" w:hAnsi="Avenir Next" w:cs="Avenir Next" w:eastAsia="Avenir Next"/>
                       <w:b/>
                       <w:color w:val="003A70"/>
+                      <w:sz w:val="22"/>
+                      <w:szCs w:val="19"/>
+                    </w:rPr>
+                    <w:t xml:space="preserve">D</w:t>
+                  </w:r>
+                  <w:r>
+                    <w:rPr>
+                      <w:rFonts w:ascii="Avenir Next" w:hAnsi="Avenir Next" w:cs="Avenir Next" w:eastAsia="Avenir Next"/>
+                      <w:color w:val="1A1A1A"/>
                       <w:sz w:val="19"/>
                       <w:szCs w:val="19"/>
                     </w:rPr>
-                    <w:t xml:space="preserve">D</w:t>
-                  </w:r>
-                  <w:r>
-                    <w:rPr>
-                      <w:rFonts w:ascii="Avenir Next" w:hAnsi="Avenir Next" w:cs="Avenir Next" w:eastAsia="Avenir Next"/>
-                      <w:color w:val="1A1A1A"/>
-                      <w:sz w:val="19"/>
-                      <w:szCs w:val="19"/>
-                    </w:rPr>
                     <w:tab/>
                   </w:r>
                   <w:r>
                     <w:rPr>
                       <w:rFonts w:ascii="Avenir Next" w:hAnsi="Avenir Next" w:cs="Avenir Next" w:eastAsia="Avenir Next"/>
                       <w:color w:val="1A1A1A"/>
-                      <w:sz w:val="19"/>
+                      <w:sz w:val="22"/>
                       <w:szCs w:val="19"/>
                     </w:rPr>
                     <w:t xml:space="preserve">(3, 5)</w:t>
@@ -3106,7 +3112,7 @@
           </w:tbl>
           <w:p>
             <w:pPr>
-              <w:spacing w:before="0" w:after="0" w:line="24" w:lineRule="auto"/>
+              <w:spacing w:before="0" w:after="0" w:line="50" w:lineRule="exact"/>
             </w:pPr>
           </w:p>
         </w:tc>
@@ -3114,12 +3120,12 @@
     </w:tbl>
     <w:p>
       <w:pPr>
-        <w:spacing w:before="0" w:after="0" w:line="20" w:lineRule="exact"/>
+        <w:spacing w:before="0" w:after="0" w:line="50" w:lineRule="exact"/>
       </w:pPr>
     </w:p>
     <w:p>
       <w:pPr>
-        <w:spacing w:before="0" w:after="0" w:line="20" w:lineRule="exact"/>
+        <w:spacing w:before="0" w:after="0" w:line="50" w:lineRule="exact"/>
       </w:pPr>
     </w:p>
     <w:tbl>
@@ -3169,25 +3175,25 @@
                 <w:rFonts w:ascii="Avenir Next" w:hAnsi="Avenir Next" w:cs="Avenir Next" w:eastAsia="Avenir Next"/>
                 <w:b/>
                 <w:color w:val="1A1A1A"/>
+                <w:sz w:val="22"/>
+                <w:szCs w:val="20"/>
+              </w:rPr>
+              <w:t xml:space="preserve">11.</w:t>
+            </w:r>
+            <w:r>
+              <w:rPr>
+                <w:rFonts w:ascii="Avenir Next" w:hAnsi="Avenir Next" w:cs="Avenir Next" w:eastAsia="Avenir Next"/>
+                <w:color w:val="1A1A1A"/>
                 <w:sz w:val="20"/>
                 <w:szCs w:val="20"/>
               </w:rPr>
-              <w:t xml:space="preserve">11.</w:t>
-            </w:r>
-            <w:r>
-              <w:rPr>
-                <w:rFonts w:ascii="Avenir Next" w:hAnsi="Avenir Next" w:cs="Avenir Next" w:eastAsia="Avenir Next"/>
-                <w:color w:val="1A1A1A"/>
-                <w:sz w:val="20"/>
-                <w:szCs w:val="20"/>
-              </w:rPr>
               <w:tab/>
             </w:r>
             <w:r>
               <w:rPr>
                 <w:rFonts w:ascii="Avenir Next" w:hAnsi="Avenir Next" w:cs="Avenir Next" w:eastAsia="Avenir Next"/>
                 <w:color w:val="1A1A1A"/>
-                <w:sz w:val="20"/>
+                <w:sz w:val="22"/>
                 <w:szCs w:val="20"/>
               </w:rPr>
               <w:t xml:space="preserve">Reflecting (−2, 8) across the y-axis gives —</w:t>
@@ -3243,25 +3249,25 @@
                       <w:rFonts w:ascii="Avenir Next" w:hAnsi="Avenir Next" w:cs="Avenir Next" w:eastAsia="Avenir Next"/>
                       <w:b/>
                       <w:color w:val="003A70"/>
+                      <w:sz w:val="22"/>
+                      <w:szCs w:val="19"/>
+                    </w:rPr>
+                    <w:t xml:space="preserve">A</w:t>
+                  </w:r>
+                  <w:r>
+                    <w:rPr>
+                      <w:rFonts w:ascii="Avenir Next" w:hAnsi="Avenir Next" w:cs="Avenir Next" w:eastAsia="Avenir Next"/>
+                      <w:color w:val="1A1A1A"/>
                       <w:sz w:val="19"/>
                       <w:szCs w:val="19"/>
                     </w:rPr>
-                    <w:t xml:space="preserve">A</w:t>
-                  </w:r>
-                  <w:r>
-                    <w:rPr>
-                      <w:rFonts w:ascii="Avenir Next" w:hAnsi="Avenir Next" w:cs="Avenir Next" w:eastAsia="Avenir Next"/>
-                      <w:color w:val="1A1A1A"/>
-                      <w:sz w:val="19"/>
-                      <w:szCs w:val="19"/>
-                    </w:rPr>
                     <w:tab/>
                   </w:r>
                   <w:r>
                     <w:rPr>
                       <w:rFonts w:ascii="Avenir Next" w:hAnsi="Avenir Next" w:cs="Avenir Next" w:eastAsia="Avenir Next"/>
                       <w:color w:val="1A1A1A"/>
-                      <w:sz w:val="19"/>
+                      <w:sz w:val="22"/>
                       <w:szCs w:val="19"/>
                     </w:rPr>
                     <w:t xml:space="preserve">(2, 8)</w:t>
@@ -3286,25 +3292,25 @@
                       <w:rFonts w:ascii="Avenir Next" w:hAnsi="Avenir Next" w:cs="Avenir Next" w:eastAsia="Avenir Next"/>
                       <w:b/>
                       <w:color w:val="003A70"/>
+                      <w:sz w:val="22"/>
+                      <w:szCs w:val="19"/>
+                    </w:rPr>
+                    <w:t xml:space="preserve">B</w:t>
+                  </w:r>
+                  <w:r>
+                    <w:rPr>
+                      <w:rFonts w:ascii="Avenir Next" w:hAnsi="Avenir Next" w:cs="Avenir Next" w:eastAsia="Avenir Next"/>
+                      <w:color w:val="1A1A1A"/>
                       <w:sz w:val="19"/>
                       <w:szCs w:val="19"/>
                     </w:rPr>
-                    <w:t xml:space="preserve">B</w:t>
-                  </w:r>
-                  <w:r>
-                    <w:rPr>
-                      <w:rFonts w:ascii="Avenir Next" w:hAnsi="Avenir Next" w:cs="Avenir Next" w:eastAsia="Avenir Next"/>
-                      <w:color w:val="1A1A1A"/>
-                      <w:sz w:val="19"/>
-                      <w:szCs w:val="19"/>
-                    </w:rPr>
                     <w:tab/>
                   </w:r>
                   <w:r>
                     <w:rPr>
                       <w:rFonts w:ascii="Avenir Next" w:hAnsi="Avenir Next" w:cs="Avenir Next" w:eastAsia="Avenir Next"/>
                       <w:color w:val="1A1A1A"/>
-                      <w:sz w:val="19"/>
+                      <w:sz w:val="22"/>
                       <w:szCs w:val="19"/>
                     </w:rPr>
                     <w:t xml:space="preserve">(−2, −8)</w:t>
@@ -3329,25 +3335,25 @@
                       <w:rFonts w:ascii="Avenir Next" w:hAnsi="Avenir Next" w:cs="Avenir Next" w:eastAsia="Avenir Next"/>
                       <w:b/>
                       <w:color w:val="003A70"/>
+                      <w:sz w:val="22"/>
+                      <w:szCs w:val="19"/>
+                    </w:rPr>
+                    <w:t xml:space="preserve">C</w:t>
+                  </w:r>
+                  <w:r>
+                    <w:rPr>
+                      <w:rFonts w:ascii="Avenir Next" w:hAnsi="Avenir Next" w:cs="Avenir Next" w:eastAsia="Avenir Next"/>
+                      <w:color w:val="1A1A1A"/>
                       <w:sz w:val="19"/>
                       <w:szCs w:val="19"/>
                     </w:rPr>
-                    <w:t xml:space="preserve">C</w:t>
-                  </w:r>
-                  <w:r>
-                    <w:rPr>
-                      <w:rFonts w:ascii="Avenir Next" w:hAnsi="Avenir Next" w:cs="Avenir Next" w:eastAsia="Avenir Next"/>
-                      <w:color w:val="1A1A1A"/>
-                      <w:sz w:val="19"/>
-                      <w:szCs w:val="19"/>
-                    </w:rPr>
                     <w:tab/>
                   </w:r>
                   <w:r>
                     <w:rPr>
                       <w:rFonts w:ascii="Avenir Next" w:hAnsi="Avenir Next" w:cs="Avenir Next" w:eastAsia="Avenir Next"/>
                       <w:color w:val="1A1A1A"/>
-                      <w:sz w:val="19"/>
+                      <w:sz w:val="22"/>
                       <w:szCs w:val="19"/>
                     </w:rPr>
                     <w:t xml:space="preserve">(2, −8)</w:t>
@@ -3372,25 +3378,25 @@
                       <w:rFonts w:ascii="Avenir Next" w:hAnsi="Avenir Next" w:cs="Avenir Next" w:eastAsia="Avenir Next"/>
                       <w:b/>
                       <w:color w:val="003A70"/>
+                      <w:sz w:val="22"/>
+                      <w:szCs w:val="19"/>
+                    </w:rPr>
+                    <w:t xml:space="preserve">D</w:t>
+                  </w:r>
+                  <w:r>
+                    <w:rPr>
+                      <w:rFonts w:ascii="Avenir Next" w:hAnsi="Avenir Next" w:cs="Avenir Next" w:eastAsia="Avenir Next"/>
+                      <w:color w:val="1A1A1A"/>
                       <w:sz w:val="19"/>
                       <w:szCs w:val="19"/>
                     </w:rPr>
-                    <w:t xml:space="preserve">D</w:t>
-                  </w:r>
-                  <w:r>
-                    <w:rPr>
-                      <w:rFonts w:ascii="Avenir Next" w:hAnsi="Avenir Next" w:cs="Avenir Next" w:eastAsia="Avenir Next"/>
-                      <w:color w:val="1A1A1A"/>
-                      <w:sz w:val="19"/>
-                      <w:szCs w:val="19"/>
-                    </w:rPr>
                     <w:tab/>
                   </w:r>
                   <w:r>
                     <w:rPr>
                       <w:rFonts w:ascii="Avenir Next" w:hAnsi="Avenir Next" w:cs="Avenir Next" w:eastAsia="Avenir Next"/>
                       <w:color w:val="1A1A1A"/>
-                      <w:sz w:val="19"/>
+                      <w:sz w:val="22"/>
                       <w:szCs w:val="19"/>
                     </w:rPr>
                     <w:t xml:space="preserve">(8, −2)</w:t>
@@ -3401,7 +3407,7 @@
           </w:tbl>
           <w:p>
             <w:pPr>
-              <w:spacing w:before="0" w:after="0" w:line="24" w:lineRule="auto"/>
+              <w:spacing w:before="0" w:after="0" w:line="50" w:lineRule="exact"/>
             </w:pPr>
           </w:p>
         </w:tc>
@@ -3409,11 +3415,12 @@
     </w:tbl>
     <w:p>
       <w:pPr>
-        <w:spacing w:before="0" w:after="0" w:line="20" w:lineRule="exact"/>
+        <w:spacing w:before="0" w:after="0" w:line="50" w:lineRule="exact"/>
       </w:pPr>
     </w:p>
     <w:p>
       <w:pPr>
+        <w:pStyle w:val="Heading2"/>
         <w:keepNext/>
         <w:pBdr>
           <w:bottom w:val="single" w:sz="8" w:space="3" w:color="003A70"/>
@@ -3429,7 +3436,7 @@
           <w:b/>
           <w:color w:val="003A70"/>
           <w:spacing w:val="14"/>
-          <w:sz w:val="19"/>
+          <w:sz w:val="22"/>
           <w:szCs w:val="19"/>
         </w:rPr>
         <w:t xml:space="preserve">SELF-CHECK CODE</w:t>
@@ -3448,7 +3455,7 @@
           <w:rFonts w:ascii="Avenir Next" w:hAnsi="Avenir Next" w:cs="Avenir Next" w:eastAsia="Avenir Next"/>
           <w:i/>
           <w:color w:val="5A5F66"/>
-          <w:sz w:val="17"/>
+          <w:sz w:val="22"/>
           <w:szCs w:val="17"/>
         </w:rPr>
         <w:t xml:space="preserve">find your answer · copy its letter into that problem’s box · spell a math word</w:t>
@@ -3507,7 +3514,7 @@
                 <w:rFonts w:ascii="Avenir Next" w:hAnsi="Avenir Next" w:cs="Avenir Next" w:eastAsia="Avenir Next"/>
                 <w:b/>
                 <w:color w:val="1A1A1A"/>
-                <w:sz w:val="18"/>
+                <w:sz w:val="22"/>
                 <w:szCs w:val="18"/>
               </w:rPr>
               <w:t xml:space="preserve">x-axis</w:t>
@@ -3523,7 +3530,7 @@
                 <w:rFonts w:ascii="Avenir Next" w:hAnsi="Avenir Next" w:cs="Avenir Next" w:eastAsia="Avenir Next"/>
                 <w:b/>
                 <w:color w:val="003A70"/>
-                <w:sz w:val="18"/>
+                <w:sz w:val="22"/>
                 <w:szCs w:val="18"/>
               </w:rPr>
               <w:t xml:space="preserve">Z</w:t>
@@ -3546,7 +3553,7 @@
                 <w:rFonts w:ascii="Avenir Next" w:hAnsi="Avenir Next" w:cs="Avenir Next" w:eastAsia="Avenir Next"/>
                 <w:b/>
                 <w:color w:val="1A1A1A"/>
-                <w:sz w:val="18"/>
+                <w:sz w:val="22"/>
                 <w:szCs w:val="18"/>
               </w:rPr>
               <w:t xml:space="preserve">(4, 5)</w:t>
@@ -3562,7 +3569,7 @@
                 <w:rFonts w:ascii="Avenir Next" w:hAnsi="Avenir Next" w:cs="Avenir Next" w:eastAsia="Avenir Next"/>
                 <w:b/>
                 <w:color w:val="003A70"/>
-                <w:sz w:val="18"/>
+                <w:sz w:val="22"/>
                 <w:szCs w:val="18"/>
               </w:rPr>
               <w:t xml:space="preserve">Q</w:t>
@@ -3585,7 +3592,7 @@
                 <w:rFonts w:ascii="Avenir Next" w:hAnsi="Avenir Next" w:cs="Avenir Next" w:eastAsia="Avenir Next"/>
                 <w:b/>
                 <w:color w:val="1A1A1A"/>
-                <w:sz w:val="18"/>
+                <w:sz w:val="22"/>
                 <w:szCs w:val="18"/>
               </w:rPr>
               <w:t xml:space="preserve">(6, 3)</w:t>
@@ -3601,7 +3608,7 @@
                 <w:rFonts w:ascii="Avenir Next" w:hAnsi="Avenir Next" w:cs="Avenir Next" w:eastAsia="Avenir Next"/>
                 <w:b/>
                 <w:color w:val="003A70"/>
-                <w:sz w:val="18"/>
+                <w:sz w:val="22"/>
                 <w:szCs w:val="18"/>
               </w:rPr>
               <w:t xml:space="preserve">R</w:t>
@@ -3624,7 +3631,7 @@
                 <w:rFonts w:ascii="Avenir Next" w:hAnsi="Avenir Next" w:cs="Avenir Next" w:eastAsia="Avenir Next"/>
                 <w:b/>
                 <w:color w:val="1A1A1A"/>
-                <w:sz w:val="18"/>
+                <w:sz w:val="22"/>
                 <w:szCs w:val="18"/>
               </w:rPr>
               <w:t xml:space="preserve">(−4, −5)</w:t>
@@ -3640,7 +3647,7 @@
                 <w:rFonts w:ascii="Avenir Next" w:hAnsi="Avenir Next" w:cs="Avenir Next" w:eastAsia="Avenir Next"/>
                 <w:b/>
                 <w:color w:val="003A70"/>
-                <w:sz w:val="18"/>
+                <w:sz w:val="22"/>
                 <w:szCs w:val="18"/>
               </w:rPr>
               <w:t xml:space="preserve">T</w:t>
@@ -3663,7 +3670,7 @@
                 <w:rFonts w:ascii="Avenir Next" w:hAnsi="Avenir Next" w:cs="Avenir Next" w:eastAsia="Avenir Next"/>
                 <w:b/>
                 <w:color w:val="1A1A1A"/>
-                <w:sz w:val="18"/>
+                <w:sz w:val="22"/>
                 <w:szCs w:val="18"/>
               </w:rPr>
               <w:t xml:space="preserve">(−5, −6)</w:t>
@@ -3679,7 +3686,7 @@
                 <w:rFonts w:ascii="Avenir Next" w:hAnsi="Avenir Next" w:cs="Avenir Next" w:eastAsia="Avenir Next"/>
                 <w:b/>
                 <w:color w:val="003A70"/>
-                <w:sz w:val="18"/>
+                <w:sz w:val="22"/>
                 <w:szCs w:val="18"/>
               </w:rPr>
               <w:t xml:space="preserve">Y</w:t>
@@ -3702,7 +3709,7 @@
                 <w:rFonts w:ascii="Avenir Next" w:hAnsi="Avenir Next" w:cs="Avenir Next" w:eastAsia="Avenir Next"/>
                 <w:b/>
                 <w:color w:val="1A1A1A"/>
-                <w:sz w:val="18"/>
+                <w:sz w:val="22"/>
                 <w:szCs w:val="18"/>
               </w:rPr>
               <w:t xml:space="preserve">(−5, −2)</w:t>
@@ -3718,7 +3725,7 @@
                 <w:rFonts w:ascii="Avenir Next" w:hAnsi="Avenir Next" w:cs="Avenir Next" w:eastAsia="Avenir Next"/>
                 <w:b/>
                 <w:color w:val="003A70"/>
-                <w:sz w:val="18"/>
+                <w:sz w:val="22"/>
                 <w:szCs w:val="18"/>
               </w:rPr>
               <w:t xml:space="preserve">Y</w:t>
@@ -3741,7 +3748,7 @@
                 <w:rFonts w:ascii="Avenir Next" w:hAnsi="Avenir Next" w:cs="Avenir Next" w:eastAsia="Avenir Next"/>
                 <w:b/>
                 <w:color w:val="1A1A1A"/>
-                <w:sz w:val="18"/>
+                <w:sz w:val="22"/>
                 <w:szCs w:val="18"/>
               </w:rPr>
               <w:t xml:space="preserve">y-axis</w:t>
@@ -3757,7 +3764,7 @@
                 <w:rFonts w:ascii="Avenir Next" w:hAnsi="Avenir Next" w:cs="Avenir Next" w:eastAsia="Avenir Next"/>
                 <w:b/>
                 <w:color w:val="003A70"/>
-                <w:sz w:val="18"/>
+                <w:sz w:val="22"/>
                 <w:szCs w:val="18"/>
               </w:rPr>
               <w:t xml:space="preserve">E</w:t>
@@ -3780,7 +3787,7 @@
                 <w:rFonts w:ascii="Avenir Next" w:hAnsi="Avenir Next" w:cs="Avenir Next" w:eastAsia="Avenir Next"/>
                 <w:b/>
                 <w:color w:val="1A1A1A"/>
-                <w:sz w:val="18"/>
+                <w:sz w:val="22"/>
                 <w:szCs w:val="18"/>
               </w:rPr>
               <w:t xml:space="preserve">18</w:t>
@@ -3796,7 +3803,7 @@
                 <w:rFonts w:ascii="Avenir Next" w:hAnsi="Avenir Next" w:cs="Avenir Next" w:eastAsia="Avenir Next"/>
                 <w:b/>
                 <w:color w:val="003A70"/>
-                <w:sz w:val="18"/>
+                <w:sz w:val="22"/>
                 <w:szCs w:val="18"/>
               </w:rPr>
               <w:t xml:space="preserve">M</w:t>
@@ -3819,7 +3826,7 @@
                 <w:rFonts w:ascii="Avenir Next" w:hAnsi="Avenir Next" w:cs="Avenir Next" w:eastAsia="Avenir Next"/>
                 <w:b/>
                 <w:color w:val="1A1A1A"/>
-                <w:sz w:val="18"/>
+                <w:sz w:val="22"/>
                 <w:szCs w:val="18"/>
               </w:rPr>
               <w:t xml:space="preserve">(6, −2)</w:t>
@@ -3835,7 +3842,7 @@
                 <w:rFonts w:ascii="Avenir Next" w:hAnsi="Avenir Next" w:cs="Avenir Next" w:eastAsia="Avenir Next"/>
                 <w:b/>
                 <w:color w:val="003A70"/>
-                <w:sz w:val="18"/>
+                <w:sz w:val="22"/>
                 <w:szCs w:val="18"/>
               </w:rPr>
               <w:t xml:space="preserve">S</w:t>
@@ -3858,7 +3865,7 @@
                 <w:rFonts w:ascii="Avenir Next" w:hAnsi="Avenir Next" w:cs="Avenir Next" w:eastAsia="Avenir Next"/>
                 <w:b/>
                 <w:color w:val="1A1A1A"/>
-                <w:sz w:val="18"/>
+                <w:sz w:val="22"/>
                 <w:szCs w:val="18"/>
               </w:rPr>
               <w:t xml:space="preserve">(7, 2)</w:t>
@@ -3874,7 +3881,7 @@
                 <w:rFonts w:ascii="Avenir Next" w:hAnsi="Avenir Next" w:cs="Avenir Next" w:eastAsia="Avenir Next"/>
                 <w:b/>
                 <w:color w:val="003A70"/>
-                <w:sz w:val="18"/>
+                <w:sz w:val="22"/>
                 <w:szCs w:val="18"/>
               </w:rPr>
               <w:t xml:space="preserve">M</w:t>
@@ -3885,7 +3892,7 @@
     </w:tbl>
     <w:p>
       <w:pPr>
-        <w:spacing w:before="0" w:after="0" w:line="60" w:lineRule="auto"/>
+        <w:spacing w:before="0" w:after="0" w:line="50" w:lineRule="exact"/>
       </w:pPr>
     </w:p>
     <w:tbl>
@@ -4096,7 +4103,7 @@
     </w:tbl>
     <w:p>
       <w:pPr>
-        <w:spacing w:before="0" w:after="0" w:line="40" w:lineRule="auto"/>
+        <w:spacing w:before="0" w:after="0" w:line="50" w:lineRule="exact"/>
       </w:pPr>
     </w:p>
     <w:tbl>
@@ -4138,6 +4145,7 @@
           </w:tcPr>
           <w:p>
             <w:pPr>
+              <w:pStyle w:val="Heading2"/>
               <w:spacing w:before="0" w:after="0" w:line="240" w:lineRule="auto"/>
             </w:pPr>
             <w:r>
@@ -4175,7 +4183,7 @@
               <w:rPr>
                 <w:rFonts w:ascii="Avenir Next" w:hAnsi="Avenir Next" w:cs="Avenir Next" w:eastAsia="Avenir Next"/>
                 <w:color w:val="1A1A1A"/>
-                <w:sz w:val="17"/>
+                <w:sz w:val="22"/>
                 <w:szCs w:val="17"/>
               </w:rPr>
               <w:t xml:space="preserve">  I can do this on my own</w:t>
@@ -4204,7 +4212,7 @@
               <w:rPr>
                 <w:rFonts w:ascii="Avenir Next" w:hAnsi="Avenir Next" w:cs="Avenir Next" w:eastAsia="Avenir Next"/>
                 <w:color w:val="1A1A1A"/>
-                <w:sz w:val="17"/>
+                <w:sz w:val="22"/>
                 <w:szCs w:val="17"/>
               </w:rPr>
               <w:t xml:space="preserve">  I need a little help</w:t>
@@ -4233,7 +4241,7 @@
               <w:rPr>
                 <w:rFonts w:ascii="Avenir Next" w:hAnsi="Avenir Next" w:cs="Avenir Next" w:eastAsia="Avenir Next"/>
                 <w:color w:val="1A1A1A"/>
-                <w:sz w:val="17"/>
+                <w:sz w:val="22"/>
                 <w:szCs w:val="17"/>
               </w:rPr>
               <w:t xml:space="preserve">  I have a question about #</w:t>
@@ -4254,7 +4262,7 @@
     </w:tbl>
     <w:p>
       <w:pPr>
-        <w:spacing w:before="0" w:after="0" w:line="20" w:lineRule="exact"/>
+        <w:spacing w:before="0" w:after="0" w:line="50" w:lineRule="exact"/>
       </w:pPr>
     </w:p>
     <w:sectPr>
@@ -4340,7 +4348,106 @@
               <w:sz w:val="15"/>
               <w:szCs w:val="15"/>
             </w:rPr>
-            <w:t xml:space="preserve">Lesson 7-5  ·  Session 2  ·  Practice Form B</w:t>
+            <w:t xml:space="preserve">7-5 · Page </w:t>
+          </w:r>
+          <w:r>
+            <w:rPr>
+              <w:rFonts w:ascii="Avenir Next" w:hAnsi="Avenir Next" w:cs="Avenir Next" w:eastAsia="Avenir Next"/>
+              <w:color w:val="5A5F66"/>
+              <w:sz w:val="15"/>
+              <w:szCs w:val="15"/>
+            </w:rPr>
+            <w:fldChar w:fldCharType="begin"/>
+          </w:r>
+          <w:r>
+            <w:rPr>
+              <w:rFonts w:ascii="Avenir Next" w:hAnsi="Avenir Next" w:cs="Avenir Next" w:eastAsia="Avenir Next"/>
+              <w:color w:val="5A5F66"/>
+              <w:sz w:val="15"/>
+              <w:szCs w:val="15"/>
+            </w:rPr>
+            <w:instrText xml:space="preserve"> PAGE </w:instrText>
+          </w:r>
+          <w:r>
+            <w:rPr>
+              <w:rFonts w:ascii="Avenir Next" w:hAnsi="Avenir Next" w:cs="Avenir Next" w:eastAsia="Avenir Next"/>
+              <w:color w:val="5A5F66"/>
+              <w:sz w:val="15"/>
+              <w:szCs w:val="15"/>
+            </w:rPr>
+            <w:fldChar w:fldCharType="separate"/>
+          </w:r>
+          <w:r>
+            <w:rPr>
+              <w:rFonts w:ascii="Avenir Next" w:hAnsi="Avenir Next" w:cs="Avenir Next" w:eastAsia="Avenir Next"/>
+              <w:color w:val="5A5F66"/>
+              <w:sz w:val="15"/>
+              <w:szCs w:val="15"/>
+            </w:rPr>
+            <w:t xml:space="preserve">1</w:t>
+          </w:r>
+          <w:r>
+            <w:rPr>
+              <w:rFonts w:ascii="Avenir Next" w:hAnsi="Avenir Next" w:cs="Avenir Next" w:eastAsia="Avenir Next"/>
+              <w:color w:val="5A5F66"/>
+              <w:sz w:val="15"/>
+              <w:szCs w:val="15"/>
+            </w:rPr>
+            <w:fldChar w:fldCharType="end"/>
+          </w:r>
+          <w:r>
+            <w:rPr>
+              <w:rFonts w:ascii="Avenir Next" w:hAnsi="Avenir Next" w:cs="Avenir Next" w:eastAsia="Avenir Next"/>
+              <w:color w:val="5A5F66"/>
+              <w:sz w:val="15"/>
+              <w:szCs w:val="15"/>
+            </w:rPr>
+            <w:t xml:space="preserve"> of </w:t>
+          </w:r>
+          <w:r>
+            <w:rPr>
+              <w:rFonts w:ascii="Avenir Next" w:hAnsi="Avenir Next" w:cs="Avenir Next" w:eastAsia="Avenir Next"/>
+              <w:color w:val="5A5F66"/>
+              <w:sz w:val="15"/>
+              <w:szCs w:val="15"/>
+            </w:rPr>
+            <w:fldChar w:fldCharType="begin"/>
+          </w:r>
+          <w:r>
+            <w:rPr>
+              <w:rFonts w:ascii="Avenir Next" w:hAnsi="Avenir Next" w:cs="Avenir Next" w:eastAsia="Avenir Next"/>
+              <w:color w:val="5A5F66"/>
+              <w:sz w:val="15"/>
+              <w:szCs w:val="15"/>
+            </w:rPr>
+            <w:instrText xml:space="preserve"> NUMPAGES </w:instrText>
+          </w:r>
+          <w:r>
+            <w:rPr>
+              <w:rFonts w:ascii="Avenir Next" w:hAnsi="Avenir Next" w:cs="Avenir Next" w:eastAsia="Avenir Next"/>
+              <w:color w:val="5A5F66"/>
+              <w:sz w:val="15"/>
+              <w:szCs w:val="15"/>
+            </w:rPr>
+            <w:fldChar w:fldCharType="separate"/>
+          </w:r>
+          <w:r>
+            <w:rPr>
+              <w:rFonts w:ascii="Avenir Next" w:hAnsi="Avenir Next" w:cs="Avenir Next" w:eastAsia="Avenir Next"/>
+              <w:color w:val="5A5F66"/>
+              <w:sz w:val="15"/>
+              <w:szCs w:val="15"/>
+            </w:rPr>
+            <w:t xml:space="preserve">1</w:t>
+          </w:r>
+          <w:r>
+            <w:rPr>
+              <w:rFonts w:ascii="Avenir Next" w:hAnsi="Avenir Next" w:cs="Avenir Next" w:eastAsia="Avenir Next"/>
+              <w:color w:val="5A5F66"/>
+              <w:sz w:val="15"/>
+              <w:szCs w:val="15"/>
+            </w:rPr>
+            <w:fldChar w:fldCharType="end"/>
           </w:r>
         </w:p>
       </w:tc>
@@ -4383,5 +4490,23 @@
       </w:tblCellMar>
     </w:tblPr>
   </w:style>
+  <w:style w:type="paragraph" w:styleId="Heading1">
+    <w:name w:val="heading 1"/>
+    <w:basedOn w:val="Normal"/>
+    <w:pPr>
+      <w:outlineLvl w:val="0"/>
+      <w:keepNext w:val="0"/>
+      <w:keepLines w:val="0"/>
+    </w:pPr>
+  </w:style>
+  <w:style w:type="paragraph" w:styleId="Heading2">
+    <w:name w:val="heading 2"/>
+    <w:basedOn w:val="Normal"/>
+    <w:pPr>
+      <w:outlineLvl w:val="1"/>
+      <w:keepNext w:val="0"/>
+      <w:keepLines w:val="0"/>
+    </w:pPr>
+  </w:style>
 </w:styles>
 </file>